--- a/docs/Manual-EN.docx
+++ b/docs/Manual-EN.docx
@@ -11,7 +11,7 @@
       <w:r>
         <w:drawing>
           <wp:inline xmlns:wp="http://schemas.openxmlformats.org/drawingml/2006/wordprocessingDrawing" distT="0" distB="0" distL="0" distR="0">
-            <wp:extent cx="2200000" cy="1147826"/>
+            <wp:extent cx="2200000" cy="1134842"/>
             <wp:effectExtent l="0" t="0" r="0" b="0"/>
             <wp:docPr id="1001" name="Picture 1001"/>
             <wp:cNvGraphicFramePr/>
@@ -19,7 +19,7 @@
               <a:graphicData uri="http://schemas.openxmlformats.org/drawingml/2006/picture">
                 <pic:pic xmlns:pic="http://schemas.openxmlformats.org/drawingml/2006/picture">
                   <pic:nvPicPr>
-                    <pic:cNvPr id="1001" name="image46.jpeg"/>
+                    <pic:cNvPr id="1001" name="ormatic-logo.png"/>
                     <pic:cNvPicPr/>
                   </pic:nvPicPr>
                   <pic:blipFill>
@@ -31,7 +31,7 @@
                   <pic:spPr>
                     <a:xfrm>
                       <a:off x="0" y="0"/>
-                      <a:ext cx="2200000" cy="1147826"/>
+                      <a:ext cx="2200000" cy="1134842"/>
                     </a:xfrm>
                     <a:prstGeom prst="rect">
                       <a:avLst/>

--- a/docs/Manual-EN.docx
+++ b/docs/Manual-EN.docx
@@ -6,6 +6,8 @@
     <w:p/>
     <w:p>
       <w:pPr>
+        <w:keepNext/>
+        <w:spacing w:before="80" w:after="20"/>
         <w:jc w:val="center"/>
       </w:pPr>
       <w:r>
@@ -155,6 +157,9 @@
     <w:p>
       <w:pPr>
         <w:pStyle w:val="berschrift1"/>
+        <w:keepNext/>
+        <w:keepLines/>
+        <w:spacing w:before="200" w:after="80"/>
       </w:pPr>
       <w:r>
         <w:t xml:space="preserve">Contents</w:t>
@@ -183,7 +188,9 @@
       </w:r>
     </w:p>
     <w:p>
-      <w:pPr/>
+      <w:pPr>
+        <w:spacing w:after="100" w:line="240" w:lineRule="auto"/>
+      </w:pPr>
       <w:r>
         <w:rPr>
           <w:b/>
@@ -194,43 +201,34 @@
     <w:p>
       <w:pPr>
         <w:pStyle w:val="berschrift1"/>
+        <w:keepNext/>
+        <w:keepLines/>
+        <w:spacing w:before="200" w:after="80"/>
       </w:pPr>
       <w:r>
         <w:t xml:space="preserve">What this tool is for</w:t>
       </w:r>
     </w:p>
     <w:p>
-      <w:pPr/>
-      <w:r>
-        <w:t xml:space="preserve">Two Historian servers record the same plant. They are meant to hold the same data, but they do</w:t>
-      </w:r>
-    </w:p>
-    <w:p>
-      <w:pPr/>
-      <w:r>
-        <w:t xml:space="preserve">not always: a collector stops, a network link drops, a server is restarted for maintenance. When</w:t>
-      </w:r>
-    </w:p>
-    <w:p>
-      <w:pPr/>
-      <w:r>
-        <w:t xml:space="preserve">that happens one server has readings the other never received.</w:t>
-      </w:r>
-    </w:p>
-    <w:p>
-      <w:pPr/>
-      <w:r>
-        <w:t xml:space="preserve">This tool finds those differences and copies the missing readings from the server that has them</w:t>
-      </w:r>
-    </w:p>
-    <w:p>
-      <w:pPr/>
-      <w:r>
-        <w:t xml:space="preserve">to the server that does not.</w:t>
-      </w:r>
-    </w:p>
-    <w:p>
-      <w:pPr/>
+      <w:pPr>
+        <w:spacing w:after="100" w:line="240" w:lineRule="auto"/>
+      </w:pPr>
+      <w:r>
+        <w:t xml:space="preserve">Two Historian servers record the same plant. They are meant to hold the same data, but they do not always: a collector stops, a network link drops, a server is restarted for maintenance. When that happens one server has readings the other never received.</w:t>
+      </w:r>
+    </w:p>
+    <w:p>
+      <w:pPr>
+        <w:spacing w:after="100" w:line="240" w:lineRule="auto"/>
+      </w:pPr>
+      <w:r>
+        <w:t xml:space="preserve">This tool finds those differences and copies the missing readings from the server that has them to the server that does not.</w:t>
+      </w:r>
+    </w:p>
+    <w:p>
+      <w:pPr>
+        <w:spacing w:after="100" w:line="240" w:lineRule="auto"/>
+      </w:pPr>
       <w:r>
         <w:rPr>
           <w:b/>
@@ -238,19 +236,7 @@
         <w:t xml:space="preserve">What it does not do.</w:t>
       </w:r>
       <w:r>
-        <w:t xml:space="preserve"> It never invents data, and it never creates measurement points. It only</w:t>
-      </w:r>
-    </w:p>
-    <w:p>
-      <w:pPr/>
-      <w:r>
-        <w:t xml:space="preserve">copies readings that genuinely exist on one server into the other. If neither server recorded</w:t>
-      </w:r>
-    </w:p>
-    <w:p>
-      <w:pPr/>
-      <w:r>
-        <w:t xml:space="preserve">something, nothing can bring it back.</w:t>
+        <w:t xml:space="preserve"> It never invents data, and it never creates measurement points. It only copies readings that genuinely exist on one server into the other. If neither server recorded something, nothing can bring it back.</w:t>
       </w:r>
     </w:p>
     <w:p>
@@ -295,6 +281,9 @@
     <w:p>
       <w:pPr>
         <w:pStyle w:val="berschrift1"/>
+        <w:keepNext/>
+        <w:keepLines/>
+        <w:spacing w:before="200" w:after="80"/>
       </w:pPr>
       <w:r>
         <w:t xml:space="preserve">Terms used in this manual</w:t>
@@ -311,11 +300,12 @@
           <w:insideH w:val="single" w:sz="4" w:space="0" w:color="BFBFBF"/>
           <w:insideV w:val="single" w:sz="4" w:space="0" w:color="BFBFBF"/>
         </w:tblBorders>
+        <w:tblLayout w:type="fixed"/>
         <w:tblCellMar>
-          <w:top w:w="60" w:type="dxa"/>
-          <w:left w:w="90" w:type="dxa"/>
-          <w:bottom w:w="60" w:type="dxa"/>
-          <w:right w:w="90" w:type="dxa"/>
+          <w:top w:w="30" w:type="dxa"/>
+          <w:left w:w="70" w:type="dxa"/>
+          <w:bottom w:w="30" w:type="dxa"/>
+          <w:right w:w="70" w:type="dxa"/>
         </w:tblCellMar>
       </w:tblPr>
       <w:tblGrid>
@@ -333,13 +323,16 @@
           </w:tcPr>
           <w:p>
             <w:pPr>
+              <w:spacing w:before="0" w:after="0" w:line="240" w:lineRule="auto"/>
               <w:rPr>
                 <w:b/>
+                <w:sz w:val="17"/>
               </w:rPr>
             </w:pPr>
             <w:r>
               <w:rPr>
                 <w:b/>
+                <w:sz w:val="17"/>
               </w:rPr>
               <w:t xml:space="preserve">Term</w:t>
             </w:r>
@@ -352,13 +345,16 @@
           </w:tcPr>
           <w:p>
             <w:pPr>
+              <w:spacing w:before="0" w:after="0" w:line="240" w:lineRule="auto"/>
               <w:rPr>
                 <w:b/>
+                <w:sz w:val="17"/>
               </w:rPr>
             </w:pPr>
             <w:r>
               <w:rPr>
                 <w:b/>
+                <w:sz w:val="17"/>
               </w:rPr>
               <w:t xml:space="preserve">Meaning</w:t>
             </w:r>
@@ -371,6 +367,12 @@
             <w:tcW w:w="4535" w:type="dxa"/>
           </w:tcPr>
           <w:p>
+            <w:pPr>
+              <w:spacing w:before="0" w:after="0" w:line="240" w:lineRule="auto"/>
+              <w:rPr>
+                <w:sz w:val="17"/>
+              </w:rPr>
+            </w:pPr>
             <w:r>
               <w:rPr>
                 <w:b/>
@@ -384,8 +386,29 @@
             <w:tcW w:w="4535" w:type="dxa"/>
           </w:tcPr>
           <w:p>
+            <w:pPr>
+              <w:spacing w:before="0" w:after="0" w:line="240" w:lineRule="auto"/>
+              <w:rPr>
+                <w:sz w:val="17"/>
+              </w:rPr>
+            </w:pPr>
             <w:r>
-              <w:t xml:space="preserve">One measured value in the plant — a temperature, a pressure, a flow. Historian calls these *tags*.</w:t>
+              <w:rPr>
+                <w:sz w:val="17"/>
+              </w:rPr>
+              <w:t xml:space="preserve">One measured value in the plant — a temperature, a pressure, a flow. Historian calls these </w:t>
+            </w:r>
+            <w:r>
+              <w:rPr>
+                <w:i/>
+              </w:rPr>
+              <w:t xml:space="preserve">tags</w:t>
+            </w:r>
+            <w:r>
+              <w:rPr>
+                <w:sz w:val="17"/>
+              </w:rPr>
+              <w:t xml:space="preserve">.</w:t>
             </w:r>
           </w:p>
         </w:tc>
@@ -396,6 +419,12 @@
             <w:tcW w:w="4535" w:type="dxa"/>
           </w:tcPr>
           <w:p>
+            <w:pPr>
+              <w:spacing w:before="0" w:after="0" w:line="240" w:lineRule="auto"/>
+              <w:rPr>
+                <w:sz w:val="17"/>
+              </w:rPr>
+            </w:pPr>
             <w:r>
               <w:rPr>
                 <w:b/>
@@ -409,8 +438,29 @@
             <w:tcW w:w="4535" w:type="dxa"/>
           </w:tcPr>
           <w:p>
+            <w:pPr>
+              <w:spacing w:before="0" w:after="0" w:line="240" w:lineRule="auto"/>
+              <w:rPr>
+                <w:sz w:val="17"/>
+              </w:rPr>
+            </w:pPr>
             <w:r>
-              <w:t xml:space="preserve">One recorded value of a measurement point, with the time it was recorded. Historian calls these *samples*.</w:t>
+              <w:rPr>
+                <w:sz w:val="17"/>
+              </w:rPr>
+              <w:t xml:space="preserve">One recorded value of a measurement point, with the time it was recorded. Historian calls these </w:t>
+            </w:r>
+            <w:r>
+              <w:rPr>
+                <w:i/>
+              </w:rPr>
+              <w:t xml:space="preserve">samples</w:t>
+            </w:r>
+            <w:r>
+              <w:rPr>
+                <w:sz w:val="17"/>
+              </w:rPr>
+              <w:t xml:space="preserve">.</w:t>
             </w:r>
           </w:p>
         </w:tc>
@@ -421,6 +471,12 @@
             <w:tcW w:w="4535" w:type="dxa"/>
           </w:tcPr>
           <w:p>
+            <w:pPr>
+              <w:spacing w:before="0" w:after="0" w:line="240" w:lineRule="auto"/>
+              <w:rPr>
+                <w:sz w:val="17"/>
+              </w:rPr>
+            </w:pPr>
             <w:r>
               <w:rPr>
                 <w:b/>
@@ -434,7 +490,16 @@
             <w:tcW w:w="4535" w:type="dxa"/>
           </w:tcPr>
           <w:p>
+            <w:pPr>
+              <w:spacing w:before="0" w:after="0" w:line="240" w:lineRule="auto"/>
+              <w:rPr>
+                <w:sz w:val="17"/>
+              </w:rPr>
+            </w:pPr>
             <w:r>
+              <w:rPr>
+                <w:sz w:val="17"/>
+              </w:rPr>
               <w:t xml:space="preserve">The Historian you enter in the first field. Usually the primary plant server.</w:t>
             </w:r>
           </w:p>
@@ -446,6 +511,12 @@
             <w:tcW w:w="4535" w:type="dxa"/>
           </w:tcPr>
           <w:p>
+            <w:pPr>
+              <w:spacing w:before="0" w:after="0" w:line="240" w:lineRule="auto"/>
+              <w:rPr>
+                <w:sz w:val="17"/>
+              </w:rPr>
+            </w:pPr>
             <w:r>
               <w:rPr>
                 <w:b/>
@@ -459,7 +530,16 @@
             <w:tcW w:w="4535" w:type="dxa"/>
           </w:tcPr>
           <w:p>
+            <w:pPr>
+              <w:spacing w:before="0" w:after="0" w:line="240" w:lineRule="auto"/>
+              <w:rPr>
+                <w:sz w:val="17"/>
+              </w:rPr>
+            </w:pPr>
             <w:r>
+              <w:rPr>
+                <w:sz w:val="17"/>
+              </w:rPr>
               <w:t xml:space="preserve">The second Historian, holding a redundant copy.</w:t>
             </w:r>
           </w:p>
@@ -471,6 +551,12 @@
             <w:tcW w:w="4535" w:type="dxa"/>
           </w:tcPr>
           <w:p>
+            <w:pPr>
+              <w:spacing w:before="0" w:after="0" w:line="240" w:lineRule="auto"/>
+              <w:rPr>
+                <w:sz w:val="17"/>
+              </w:rPr>
+            </w:pPr>
             <w:r>
               <w:rPr>
                 <w:b/>
@@ -484,8 +570,29 @@
             <w:tcW w:w="4535" w:type="dxa"/>
           </w:tcPr>
           <w:p>
+            <w:pPr>
+              <w:spacing w:before="0" w:after="0" w:line="240" w:lineRule="auto"/>
+              <w:rPr>
+                <w:sz w:val="17"/>
+              </w:rPr>
+            </w:pPr>
             <w:r>
-              <w:t xml:space="preserve">How much of everything recorded for a point *this* server holds, as a percentage — measured against the other server. See chapter 6.</w:t>
+              <w:rPr>
+                <w:sz w:val="17"/>
+              </w:rPr>
+              <w:t xml:space="preserve">How much of everything recorded for a point </w:t>
+            </w:r>
+            <w:r>
+              <w:rPr>
+                <w:i/>
+              </w:rPr>
+              <w:t xml:space="preserve">this</w:t>
+            </w:r>
+            <w:r>
+              <w:rPr>
+                <w:sz w:val="17"/>
+              </w:rPr>
+              <w:t xml:space="preserve"> server holds, as a percentage — measured against the other server. See chapter 6.</w:t>
             </w:r>
           </w:p>
         </w:tc>
@@ -496,6 +603,12 @@
             <w:tcW w:w="4535" w:type="dxa"/>
           </w:tcPr>
           <w:p>
+            <w:pPr>
+              <w:spacing w:before="0" w:after="0" w:line="240" w:lineRule="auto"/>
+              <w:rPr>
+                <w:sz w:val="17"/>
+              </w:rPr>
+            </w:pPr>
             <w:r>
               <w:rPr>
                 <w:b/>
@@ -509,7 +622,16 @@
             <w:tcW w:w="4535" w:type="dxa"/>
           </w:tcPr>
           <w:p>
+            <w:pPr>
+              <w:spacing w:before="0" w:after="0" w:line="240" w:lineRule="auto"/>
+              <w:rPr>
+                <w:sz w:val="17"/>
+              </w:rPr>
+            </w:pPr>
             <w:r>
+              <w:rPr>
+                <w:sz w:val="17"/>
+              </w:rPr>
               <w:t xml:space="preserve">The period you are looking at, set with </w:t>
             </w:r>
             <w:r>
@@ -519,6 +641,9 @@
               <w:t xml:space="preserve">From</w:t>
             </w:r>
             <w:r>
+              <w:rPr>
+                <w:sz w:val="17"/>
+              </w:rPr>
               <w:t xml:space="preserve"> and </w:t>
             </w:r>
             <w:r>
@@ -528,6 +653,9 @@
               <w:t xml:space="preserve">To</w:t>
             </w:r>
             <w:r>
+              <w:rPr>
+                <w:sz w:val="17"/>
+              </w:rPr>
               <w:t xml:space="preserve">. Everything on screen refers to this period only.</w:t>
             </w:r>
           </w:p>
@@ -539,6 +667,12 @@
             <w:tcW w:w="4535" w:type="dxa"/>
           </w:tcPr>
           <w:p>
+            <w:pPr>
+              <w:spacing w:before="0" w:after="0" w:line="240" w:lineRule="auto"/>
+              <w:rPr>
+                <w:sz w:val="17"/>
+              </w:rPr>
+            </w:pPr>
             <w:r>
               <w:rPr>
                 <w:b/>
@@ -552,7 +686,16 @@
             <w:tcW w:w="4535" w:type="dxa"/>
           </w:tcPr>
           <w:p>
+            <w:pPr>
+              <w:spacing w:before="0" w:after="0" w:line="240" w:lineRule="auto"/>
+              <w:rPr>
+                <w:sz w:val="17"/>
+              </w:rPr>
+            </w:pPr>
             <w:r>
+              <w:rPr>
+                <w:sz w:val="17"/>
+              </w:rPr>
               <w:t xml:space="preserve">Copying readings that one server is missing from the server that has them.</w:t>
             </w:r>
           </w:p>
@@ -564,6 +707,12 @@
             <w:tcW w:w="4535" w:type="dxa"/>
           </w:tcPr>
           <w:p>
+            <w:pPr>
+              <w:spacing w:before="0" w:after="0" w:line="240" w:lineRule="auto"/>
+              <w:rPr>
+                <w:sz w:val="17"/>
+              </w:rPr>
+            </w:pPr>
             <w:r>
               <w:rPr>
                 <w:b/>
@@ -577,7 +726,16 @@
             <w:tcW w:w="4535" w:type="dxa"/>
           </w:tcPr>
           <w:p>
+            <w:pPr>
+              <w:spacing w:before="0" w:after="0" w:line="240" w:lineRule="auto"/>
+              <w:rPr>
+                <w:sz w:val="17"/>
+              </w:rPr>
+            </w:pPr>
             <w:r>
+              <w:rPr>
+                <w:sz w:val="17"/>
+              </w:rPr>
               <w:t xml:space="preserve">The record of every restore this tool has performed, and the way to undo one.</w:t>
             </w:r>
           </w:p>
@@ -589,6 +747,12 @@
             <w:tcW w:w="4535" w:type="dxa"/>
           </w:tcPr>
           <w:p>
+            <w:pPr>
+              <w:spacing w:before="0" w:after="0" w:line="240" w:lineRule="auto"/>
+              <w:rPr>
+                <w:sz w:val="17"/>
+              </w:rPr>
+            </w:pPr>
             <w:r>
               <w:rPr>
                 <w:b/>
@@ -602,7 +766,16 @@
             <w:tcW w:w="4535" w:type="dxa"/>
           </w:tcPr>
           <w:p>
+            <w:pPr>
+              <w:spacing w:before="0" w:after="0" w:line="240" w:lineRule="auto"/>
+              <w:rPr>
+                <w:sz w:val="17"/>
+              </w:rPr>
+            </w:pPr>
             <w:r>
+              <w:rPr>
+                <w:sz w:val="17"/>
+              </w:rPr>
               <w:t xml:space="preserve">An unattended restore that runs on a schedule without anyone watching.</w:t>
             </w:r>
           </w:p>
@@ -613,13 +786,18 @@
     <w:p>
       <w:pPr>
         <w:pStyle w:val="berschrift1"/>
+        <w:keepNext/>
+        <w:keepLines/>
+        <w:spacing w:before="200" w:after="80"/>
       </w:pPr>
       <w:r>
         <w:t xml:space="preserve">Prerequisites</w:t>
       </w:r>
     </w:p>
     <w:p>
-      <w:pPr/>
+      <w:pPr>
+        <w:spacing w:after="100" w:line="240" w:lineRule="auto"/>
+      </w:pPr>
       <w:r>
         <w:rPr>
           <w:b/>
@@ -664,7 +842,9 @@
       </w:r>
     </w:p>
     <w:p>
-      <w:pPr/>
+      <w:pPr>
+        <w:spacing w:after="100" w:line="240" w:lineRule="auto"/>
+      </w:pPr>
       <w:r>
         <w:rPr>
           <w:b/>
@@ -706,13 +886,17 @@
       </w:r>
     </w:p>
     <w:p>
-      <w:pPr/>
-      <w:r>
-        <w:t xml:space="preserve">  intend to repair**</w:t>
-      </w:r>
-    </w:p>
-    <w:p>
-      <w:pPr/>
+      <w:pPr>
+        <w:spacing w:after="100" w:line="240" w:lineRule="auto"/>
+      </w:pPr>
+      <w:r>
+        <w:t xml:space="preserve">intend to repair**</w:t>
+      </w:r>
+    </w:p>
+    <w:p>
+      <w:pPr>
+        <w:spacing w:after="100" w:line="240" w:lineRule="auto"/>
+      </w:pPr>
       <w:r>
         <w:rPr>
           <w:b/>
@@ -720,18 +904,15 @@
         <w:t xml:space="preserve">You do not need</w:t>
       </w:r>
       <w:r>
-        <w:t xml:space="preserve"> the Proficy Historian client installed. The one file the tool needs from it</w:t>
-      </w:r>
-    </w:p>
-    <w:p>
-      <w:pPr/>
-      <w:r>
-        <w:t xml:space="preserve">is shipped alongside the program.</w:t>
+        <w:t xml:space="preserve"> the Proficy Historian client installed. The one file the tool needs from it is shipped alongside the program.</w:t>
       </w:r>
     </w:p>
     <w:p>
       <w:pPr>
         <w:pStyle w:val="berschrift1"/>
+        <w:keepNext/>
+        <w:keepLines/>
+        <w:spacing w:before="200" w:after="80"/>
       </w:pPr>
       <w:r>
         <w:t xml:space="preserve">Installation and first start</w:t>
@@ -747,10 +928,9 @@
       </w:r>
     </w:p>
     <w:p>
-      <w:pPr/>
-      <w:r>
-        <w:t xml:space="preserve">   </w:t>
-      </w:r>
+      <w:pPr>
+        <w:spacing w:after="100" w:line="240" w:lineRule="auto"/>
+      </w:pPr>
       <w:r>
         <w:rPr>
           <w:rFonts w:ascii="Consolas" w:hAnsi="Consolas"/>
@@ -778,13 +958,7 @@
         <w:t xml:space="preserve">C:\Program Files</w:t>
       </w:r>
       <w:r>
-        <w:t xml:space="preserve">: the tool keeps its</w:t>
-      </w:r>
-    </w:p>
-    <w:p>
-      <w:pPr/>
-      <w:r>
-        <w:t xml:space="preserve">   repair record next to itself, and that folder is read-only for normal users.</w:t>
+        <w:t xml:space="preserve">: the tool keeps its repair record next to itself, and that folder is read-only for normal users.</w:t>
       </w:r>
     </w:p>
     <w:p>
@@ -816,10 +990,9 @@
       </w:r>
     </w:p>
     <w:p>
-      <w:pPr/>
-      <w:r>
-        <w:t xml:space="preserve">   </w:t>
-      </w:r>
+      <w:pPr>
+        <w:spacing w:after="100" w:line="240" w:lineRule="auto"/>
+      </w:pPr>
       <w:r>
         <w:rPr>
           <w:b/>
@@ -831,19 +1004,17 @@
       </w:r>
     </w:p>
     <w:p>
-      <w:pPr/>
-      <w:r>
-        <w:t xml:space="preserve">After the first successful connection the addresses are remembered, and the tool connects to</w:t>
-      </w:r>
-    </w:p>
-    <w:p>
-      <w:pPr/>
-      <w:r>
-        <w:t xml:space="preserve">them by itself the next time it starts.</w:t>
-      </w:r>
-    </w:p>
-    <w:p>
-      <w:pPr/>
+      <w:pPr>
+        <w:spacing w:after="100" w:line="240" w:lineRule="auto"/>
+      </w:pPr>
+      <w:r>
+        <w:t xml:space="preserve">After the first successful connection the addresses are remembered, and the tool connects to them by itself the next time it starts.</w:t>
+      </w:r>
+    </w:p>
+    <w:p>
+      <w:pPr>
+        <w:spacing w:after="100" w:line="240" w:lineRule="auto"/>
+      </w:pPr>
       <w:r>
         <w:rPr>
           <w:b/>
@@ -862,11 +1033,12 @@
           <w:insideH w:val="single" w:sz="4" w:space="0" w:color="BFBFBF"/>
           <w:insideV w:val="single" w:sz="4" w:space="0" w:color="BFBFBF"/>
         </w:tblBorders>
+        <w:tblLayout w:type="fixed"/>
         <w:tblCellMar>
-          <w:top w:w="60" w:type="dxa"/>
-          <w:left w:w="90" w:type="dxa"/>
-          <w:bottom w:w="60" w:type="dxa"/>
-          <w:right w:w="90" w:type="dxa"/>
+          <w:top w:w="30" w:type="dxa"/>
+          <w:left w:w="70" w:type="dxa"/>
+          <w:bottom w:w="30" w:type="dxa"/>
+          <w:right w:w="70" w:type="dxa"/>
         </w:tblCellMar>
       </w:tblPr>
       <w:tblGrid>
@@ -884,13 +1056,16 @@
           </w:tcPr>
           <w:p>
             <w:pPr>
+              <w:spacing w:before="0" w:after="0" w:line="240" w:lineRule="auto"/>
               <w:rPr>
                 <w:b/>
+                <w:sz w:val="17"/>
               </w:rPr>
             </w:pPr>
             <w:r>
               <w:rPr>
                 <w:b/>
+                <w:sz w:val="17"/>
               </w:rPr>
               <w:t xml:space="preserve">File</w:t>
             </w:r>
@@ -903,13 +1078,16 @@
           </w:tcPr>
           <w:p>
             <w:pPr>
+              <w:spacing w:before="0" w:after="0" w:line="240" w:lineRule="auto"/>
               <w:rPr>
                 <w:b/>
+                <w:sz w:val="17"/>
               </w:rPr>
             </w:pPr>
             <w:r>
               <w:rPr>
                 <w:b/>
+                <w:sz w:val="17"/>
               </w:rPr>
               <w:t xml:space="preserve">Purpose</w:t>
             </w:r>
@@ -922,6 +1100,12 @@
             <w:tcW w:w="4535" w:type="dxa"/>
           </w:tcPr>
           <w:p>
+            <w:pPr>
+              <w:spacing w:before="0" w:after="0" w:line="240" w:lineRule="auto"/>
+              <w:rPr>
+                <w:sz w:val="17"/>
+              </w:rPr>
+            </w:pPr>
             <w:r>
               <w:rPr>
                 <w:rFonts w:ascii="Consolas" w:hAnsi="Consolas"/>
@@ -936,7 +1120,16 @@
             <w:tcW w:w="4535" w:type="dxa"/>
           </w:tcPr>
           <w:p>
+            <w:pPr>
+              <w:spacing w:before="0" w:after="0" w:line="240" w:lineRule="auto"/>
+              <w:rPr>
+                <w:sz w:val="17"/>
+              </w:rPr>
+            </w:pPr>
             <w:r>
+              <w:rPr>
+                <w:sz w:val="17"/>
+              </w:rPr>
               <w:t xml:space="preserve">The program</w:t>
             </w:r>
           </w:p>
@@ -948,6 +1141,12 @@
             <w:tcW w:w="4535" w:type="dxa"/>
           </w:tcPr>
           <w:p>
+            <w:pPr>
+              <w:spacing w:before="0" w:after="0" w:line="240" w:lineRule="auto"/>
+              <w:rPr>
+                <w:sz w:val="17"/>
+              </w:rPr>
+            </w:pPr>
             <w:r>
               <w:rPr>
                 <w:rFonts w:ascii="Consolas" w:hAnsi="Consolas"/>
@@ -962,7 +1161,16 @@
             <w:tcW w:w="4535" w:type="dxa"/>
           </w:tcPr>
           <w:p>
+            <w:pPr>
+              <w:spacing w:before="0" w:after="0" w:line="240" w:lineRule="auto"/>
+              <w:rPr>
+                <w:sz w:val="17"/>
+              </w:rPr>
+            </w:pPr>
             <w:r>
+              <w:rPr>
+                <w:sz w:val="17"/>
+              </w:rPr>
               <w:t xml:space="preserve">Settings, including the optional login (see 8)</w:t>
             </w:r>
           </w:p>
@@ -974,6 +1182,12 @@
             <w:tcW w:w="4535" w:type="dxa"/>
           </w:tcPr>
           <w:p>
+            <w:pPr>
+              <w:spacing w:before="0" w:after="0" w:line="240" w:lineRule="auto"/>
+              <w:rPr>
+                <w:sz w:val="17"/>
+              </w:rPr>
+            </w:pPr>
             <w:r>
               <w:rPr>
                 <w:rFonts w:ascii="Consolas" w:hAnsi="Consolas"/>
@@ -988,7 +1202,16 @@
             <w:tcW w:w="4535" w:type="dxa"/>
           </w:tcPr>
           <w:p>
+            <w:pPr>
+              <w:spacing w:before="0" w:after="0" w:line="240" w:lineRule="auto"/>
+              <w:rPr>
+                <w:sz w:val="17"/>
+              </w:rPr>
+            </w:pPr>
             <w:r>
+              <w:rPr>
+                <w:sz w:val="17"/>
+              </w:rPr>
               <w:t xml:space="preserve">The GE component used to talk to Historian</w:t>
             </w:r>
           </w:p>
@@ -1000,6 +1223,12 @@
             <w:tcW w:w="4535" w:type="dxa"/>
           </w:tcPr>
           <w:p>
+            <w:pPr>
+              <w:spacing w:before="0" w:after="0" w:line="240" w:lineRule="auto"/>
+              <w:rPr>
+                <w:sz w:val="17"/>
+              </w:rPr>
+            </w:pPr>
             <w:r>
               <w:rPr>
                 <w:rFonts w:ascii="Consolas" w:hAnsi="Consolas"/>
@@ -1014,7 +1243,16 @@
             <w:tcW w:w="4535" w:type="dxa"/>
           </w:tcPr>
           <w:p>
+            <w:pPr>
+              <w:spacing w:before="0" w:after="0" w:line="240" w:lineRule="auto"/>
+              <w:rPr>
+                <w:sz w:val="17"/>
+              </w:rPr>
+            </w:pPr>
             <w:r>
+              <w:rPr>
+                <w:sz w:val="17"/>
+              </w:rPr>
               <w:t xml:space="preserve">Created on first use — see 8</w:t>
             </w:r>
           </w:p>
@@ -1025,19 +1263,21 @@
     <w:p>
       <w:pPr>
         <w:pStyle w:val="berschrift1"/>
+        <w:keepNext/>
+        <w:keepLines/>
+        <w:spacing w:before="200" w:after="80"/>
       </w:pPr>
       <w:r>
         <w:t xml:space="preserve">The screen, step by step</w:t>
       </w:r>
     </w:p>
     <w:p>
-      <w:pPr/>
-      <w:r>
-        <w:t xml:space="preserve">The window has three columns: settings on the left, the main area in the middle, and</w:t>
-      </w:r>
-    </w:p>
-    <w:p>
-      <w:pPr/>
+      <w:pPr>
+        <w:spacing w:after="100" w:line="240" w:lineRule="auto"/>
+      </w:pPr>
+      <w:r>
+        <w:t xml:space="preserve">The window has three columns: settings on the left, the main area in the middle, and </w:t>
+      </w:r>
       <w:r>
         <w:rPr>
           <w:b/>
@@ -1050,6 +1290,8 @@
     </w:p>
     <w:p>
       <w:pPr>
+        <w:keepNext/>
+        <w:spacing w:before="80" w:after="20"/>
         <w:jc w:val="center"/>
       </w:pPr>
       <w:r>
@@ -1089,27 +1331,34 @@
       </w:r>
     </w:p>
     <w:p>
-      <w:pPr/>
-      <w:r>
-        <w:t xml:space="preserve">*The tool showing all measurement points. This example runs in demonstration mode — the amber</w:t>
-      </w:r>
-    </w:p>
-    <w:p>
-      <w:pPr/>
-      <w:r>
-        <w:t xml:space="preserve">banner appears whenever the tool is not connected to a real Historian.*</w:t>
+      <w:pPr>
+        <w:spacing w:after="100" w:line="240" w:lineRule="auto"/>
+        <w:rPr>
+          <w:i/>
+        </w:rPr>
+      </w:pPr>
+      <w:r>
+        <w:rPr>
+          <w:i/>
+        </w:rPr>
+        <w:t xml:space="preserve">The tool showing all measurement points. This example runs in demonstration mode — the amber banner appears whenever the tool is not connected to a real Historian.</w:t>
       </w:r>
     </w:p>
     <w:p>
       <w:pPr>
         <w:pStyle w:val="berschrift2"/>
+        <w:keepNext/>
+        <w:keepLines/>
+        <w:spacing w:before="200" w:after="80"/>
       </w:pPr>
       <w:r>
         <w:t xml:space="preserve">Connecting to the two servers</w:t>
       </w:r>
     </w:p>
     <w:p>
-      <w:pPr/>
+      <w:pPr>
+        <w:spacing w:after="100" w:line="240" w:lineRule="auto"/>
+      </w:pPr>
       <w:r>
         <w:t xml:space="preserve">Enter each server in the </w:t>
       </w:r>
@@ -1143,11 +1392,12 @@
           <w:insideH w:val="single" w:sz="4" w:space="0" w:color="BFBFBF"/>
           <w:insideV w:val="single" w:sz="4" w:space="0" w:color="BFBFBF"/>
         </w:tblBorders>
+        <w:tblLayout w:type="fixed"/>
         <w:tblCellMar>
-          <w:top w:w="60" w:type="dxa"/>
-          <w:left w:w="90" w:type="dxa"/>
-          <w:bottom w:w="60" w:type="dxa"/>
-          <w:right w:w="90" w:type="dxa"/>
+          <w:top w:w="30" w:type="dxa"/>
+          <w:left w:w="70" w:type="dxa"/>
+          <w:bottom w:w="30" w:type="dxa"/>
+          <w:right w:w="70" w:type="dxa"/>
         </w:tblCellMar>
       </w:tblPr>
       <w:tblGrid>
@@ -1165,13 +1415,16 @@
           </w:tcPr>
           <w:p>
             <w:pPr>
+              <w:spacing w:before="0" w:after="0" w:line="240" w:lineRule="auto"/>
               <w:rPr>
                 <w:b/>
+                <w:sz w:val="17"/>
               </w:rPr>
             </w:pPr>
             <w:r>
               <w:rPr>
                 <w:b/>
+                <w:sz w:val="17"/>
               </w:rPr>
               <w:t xml:space="preserve">You can type</w:t>
             </w:r>
@@ -1184,13 +1437,16 @@
           </w:tcPr>
           <w:p>
             <w:pPr>
+              <w:spacing w:before="0" w:after="0" w:line="240" w:lineRule="auto"/>
               <w:rPr>
                 <w:b/>
+                <w:sz w:val="17"/>
               </w:rPr>
             </w:pPr>
             <w:r>
               <w:rPr>
                 <w:b/>
+                <w:sz w:val="17"/>
               </w:rPr>
               <w:t xml:space="preserve">Example</w:t>
             </w:r>
@@ -1203,7 +1459,16 @@
             <w:tcW w:w="4535" w:type="dxa"/>
           </w:tcPr>
           <w:p>
+            <w:pPr>
+              <w:spacing w:before="0" w:after="0" w:line="240" w:lineRule="auto"/>
+              <w:rPr>
+                <w:sz w:val="17"/>
+              </w:rPr>
+            </w:pPr>
             <w:r>
+              <w:rPr>
+                <w:sz w:val="17"/>
+              </w:rPr>
               <w:t xml:space="preserve">A computer name</w:t>
             </w:r>
           </w:p>
@@ -1213,6 +1478,12 @@
             <w:tcW w:w="4535" w:type="dxa"/>
           </w:tcPr>
           <w:p>
+            <w:pPr>
+              <w:spacing w:before="0" w:after="0" w:line="240" w:lineRule="auto"/>
+              <w:rPr>
+                <w:sz w:val="17"/>
+              </w:rPr>
+            </w:pPr>
             <w:r>
               <w:rPr>
                 <w:rFonts w:ascii="Consolas" w:hAnsi="Consolas"/>
@@ -1229,7 +1500,16 @@
             <w:tcW w:w="4535" w:type="dxa"/>
           </w:tcPr>
           <w:p>
+            <w:pPr>
+              <w:spacing w:before="0" w:after="0" w:line="240" w:lineRule="auto"/>
+              <w:rPr>
+                <w:sz w:val="17"/>
+              </w:rPr>
+            </w:pPr>
             <w:r>
+              <w:rPr>
+                <w:sz w:val="17"/>
+              </w:rPr>
               <w:t xml:space="preserve">A name with a port</w:t>
             </w:r>
           </w:p>
@@ -1239,6 +1519,12 @@
             <w:tcW w:w="4535" w:type="dxa"/>
           </w:tcPr>
           <w:p>
+            <w:pPr>
+              <w:spacing w:before="0" w:after="0" w:line="240" w:lineRule="auto"/>
+              <w:rPr>
+                <w:sz w:val="17"/>
+              </w:rPr>
+            </w:pPr>
             <w:r>
               <w:rPr>
                 <w:rFonts w:ascii="Consolas" w:hAnsi="Consolas"/>
@@ -1255,7 +1541,16 @@
             <w:tcW w:w="4535" w:type="dxa"/>
           </w:tcPr>
           <w:p>
+            <w:pPr>
+              <w:spacing w:before="0" w:after="0" w:line="240" w:lineRule="auto"/>
+              <w:rPr>
+                <w:sz w:val="17"/>
+              </w:rPr>
+            </w:pPr>
             <w:r>
+              <w:rPr>
+                <w:sz w:val="17"/>
+              </w:rPr>
               <w:t xml:space="preserve">An IP address</w:t>
             </w:r>
           </w:p>
@@ -1265,6 +1560,12 @@
             <w:tcW w:w="4535" w:type="dxa"/>
           </w:tcPr>
           <w:p>
+            <w:pPr>
+              <w:spacing w:before="0" w:after="0" w:line="240" w:lineRule="auto"/>
+              <w:rPr>
+                <w:sz w:val="17"/>
+              </w:rPr>
+            </w:pPr>
             <w:r>
               <w:rPr>
                 <w:rFonts w:ascii="Consolas" w:hAnsi="Consolas"/>
@@ -1281,7 +1582,16 @@
             <w:tcW w:w="4535" w:type="dxa"/>
           </w:tcPr>
           <w:p>
+            <w:pPr>
+              <w:spacing w:before="0" w:after="0" w:line="240" w:lineRule="auto"/>
+              <w:rPr>
+                <w:sz w:val="17"/>
+              </w:rPr>
+            </w:pPr>
             <w:r>
+              <w:rPr>
+                <w:sz w:val="17"/>
+              </w:rPr>
               <w:t xml:space="preserve">An IP address with a port</w:t>
             </w:r>
           </w:p>
@@ -1291,6 +1601,12 @@
             <w:tcW w:w="4535" w:type="dxa"/>
           </w:tcPr>
           <w:p>
+            <w:pPr>
+              <w:spacing w:before="0" w:after="0" w:line="240" w:lineRule="auto"/>
+              <w:rPr>
+                <w:sz w:val="17"/>
+              </w:rPr>
+            </w:pPr>
             <w:r>
               <w:rPr>
                 <w:rFonts w:ascii="Consolas" w:hAnsi="Consolas"/>
@@ -1304,7 +1620,9 @@
     </w:tbl>
     <w:p/>
     <w:p>
-      <w:pPr/>
+      <w:pPr>
+        <w:spacing w:after="100" w:line="240" w:lineRule="auto"/>
+      </w:pPr>
       <w:r>
         <w:t xml:space="preserve">Click </w:t>
       </w:r>
@@ -1324,23 +1642,13 @@
         <w:t xml:space="preserve">Connected</w:t>
       </w:r>
       <w:r>
-        <w:t xml:space="preserve">, or the reason it could not</w:t>
-      </w:r>
-    </w:p>
-    <w:p>
-      <w:pPr/>
-      <w:r>
-        <w:t xml:space="preserve">connect. Only addresses that actually connected are remembered for next time — a mistyped</w:t>
-      </w:r>
-    </w:p>
-    <w:p>
-      <w:pPr/>
-      <w:r>
-        <w:t xml:space="preserve">address is never offered back to you.</w:t>
-      </w:r>
-    </w:p>
-    <w:p>
-      <w:pPr/>
+        <w:t xml:space="preserve">, or the reason it could not connect. Only addresses that actually connected are remembered for next time — a mistyped address is never offered back to you.</w:t>
+      </w:r>
+    </w:p>
+    <w:p>
+      <w:pPr>
+        <w:spacing w:after="100" w:line="240" w:lineRule="auto"/>
+      </w:pPr>
       <w:r>
         <w:rPr>
           <w:b/>
@@ -1348,19 +1656,16 @@
         <w:t xml:space="preserve">If the server asks for a login.</w:t>
       </w:r>
       <w:r>
-        <w:t xml:space="preserve"> Most Historian servers reject an anonymous connection and</w:t>
-      </w:r>
-    </w:p>
-    <w:p>
-      <w:pPr/>
-      <w:r>
-        <w:t xml:space="preserve">answer *"the server has rejected the client credentials"*. That is not a problem with the</w:t>
-      </w:r>
-    </w:p>
-    <w:p>
-      <w:pPr/>
-      <w:r>
-        <w:t xml:space="preserve">address — the server was reached, it just would not let you in. Click </w:t>
+        <w:t xml:space="preserve"> Most Historian servers reject an anonymous connection and answer </w:t>
+      </w:r>
+      <w:r>
+        <w:rPr>
+          <w:i/>
+        </w:rPr>
+        <w:t xml:space="preserve">"the server has rejected the client credentials"</w:t>
+      </w:r>
+      <w:r>
+        <w:t xml:space="preserve">. That is not a problem with the address — the server was reached, it just would not let you in. Click </w:t>
       </w:r>
       <w:r>
         <w:rPr>
@@ -1369,17 +1674,13 @@
         <w:t xml:space="preserve">Login…</w:t>
       </w:r>
       <w:r>
-        <w:t xml:space="preserve">, enter the</w:t>
-      </w:r>
-    </w:p>
-    <w:p>
-      <w:pPr/>
-      <w:r>
-        <w:t xml:space="preserve">Historian user name and password, and connect again. The same login is used for both servers.</w:t>
-      </w:r>
-    </w:p>
-    <w:p>
-      <w:pPr>
+        <w:t xml:space="preserve">, enter the Historian user name and password, and connect again. The same login is used for both servers.</w:t>
+      </w:r>
+    </w:p>
+    <w:p>
+      <w:pPr>
+        <w:keepNext/>
+        <w:spacing w:before="80" w:after="20"/>
         <w:jc w:val="center"/>
       </w:pPr>
       <w:r>
@@ -1419,9 +1720,17 @@
       </w:r>
     </w:p>
     <w:p>
-      <w:pPr/>
-      <w:r>
-        <w:t xml:space="preserve">*The login dialog: </w:t>
+      <w:pPr>
+        <w:spacing w:after="100" w:line="240" w:lineRule="auto"/>
+        <w:rPr>
+          <w:i/>
+        </w:rPr>
+      </w:pPr>
+      <w:r>
+        <w:rPr>
+          <w:i/>
+        </w:rPr>
+        <w:t xml:space="preserve">The login dialog: </w:t>
       </w:r>
       <w:r>
         <w:rPr>
@@ -1430,6 +1739,9 @@
         <w:t xml:space="preserve">1</w:t>
       </w:r>
       <w:r>
+        <w:rPr>
+          <w:i/>
+        </w:rPr>
         <w:t xml:space="preserve"> user name · </w:t>
       </w:r>
       <w:r>
@@ -1439,6 +1751,9 @@
         <w:t xml:space="preserve">2</w:t>
       </w:r>
       <w:r>
+        <w:rPr>
+          <w:i/>
+        </w:rPr>
         <w:t xml:space="preserve"> password · </w:t>
       </w:r>
       <w:r>
@@ -1448,13 +1763,10 @@
         <w:t xml:space="preserve">3</w:t>
       </w:r>
       <w:r>
-        <w:t xml:space="preserve"> tick if the mirror needs its own</w:t>
-      </w:r>
-    </w:p>
-    <w:p>
-      <w:pPr/>
-      <w:r>
-        <w:t xml:space="preserve">account · </w:t>
+        <w:rPr>
+          <w:i/>
+        </w:rPr>
+        <w:t xml:space="preserve"> tick if the mirror needs its own account · </w:t>
       </w:r>
       <w:r>
         <w:rPr>
@@ -1463,6 +1775,9 @@
         <w:t xml:space="preserve">4</w:t>
       </w:r>
       <w:r>
+        <w:rPr>
+          <w:i/>
+        </w:rPr>
         <w:t xml:space="preserve"> remember it on this PC · </w:t>
       </w:r>
       <w:r>
@@ -1472,11 +1787,16 @@
         <w:t xml:space="preserve">5</w:t>
       </w:r>
       <w:r>
-        <w:t xml:space="preserve"> save and connect.*</w:t>
-      </w:r>
-    </w:p>
-    <w:p>
-      <w:pPr/>
+        <w:rPr>
+          <w:i/>
+        </w:rPr>
+        <w:t xml:space="preserve"> save and connect.</w:t>
+      </w:r>
+    </w:p>
+    <w:p>
+      <w:pPr>
+        <w:spacing w:after="100" w:line="240" w:lineRule="auto"/>
+      </w:pPr>
       <w:r>
         <w:rPr>
           <w:b/>
@@ -1484,13 +1804,7 @@
         <w:t xml:space="preserve">If the two servers have different accounts.</w:t>
       </w:r>
       <w:r>
-        <w:t xml:space="preserve"> A redundant pair is often administered</w:t>
-      </w:r>
-    </w:p>
-    <w:p>
-      <w:pPr/>
-      <w:r>
-        <w:t xml:space="preserve">separately, and the mirror may sit in another domain. Tick </w:t>
+        <w:t xml:space="preserve"> A redundant pair is often administered separately, and the mirror may sit in another domain. Tick </w:t>
       </w:r>
       <w:r>
         <w:rPr>
@@ -1498,15 +1812,14 @@
         </w:rPr>
         <w:t xml:space="preserve">The mirror uses a different login</w:t>
       </w:r>
-    </w:p>
-    <w:p>
-      <w:pPr/>
-      <w:r>
-        <w:t xml:space="preserve">and a second user name and password appear for the mirror alone.</w:t>
-      </w:r>
-    </w:p>
-    <w:p>
-      <w:pPr>
+      <w:r>
+        <w:t xml:space="preserve"> and a second user name and password appear for the mirror alone.</w:t>
+      </w:r>
+    </w:p>
+    <w:p>
+      <w:pPr>
+        <w:keepNext/>
+        <w:spacing w:before="80" w:after="20"/>
         <w:jc w:val="center"/>
       </w:pPr>
       <w:r>
@@ -1547,6 +1860,7 @@
     </w:p>
     <w:p>
       <w:pPr>
+        <w:spacing w:after="100" w:line="240" w:lineRule="auto"/>
         <w:rPr>
           <w:i/>
         </w:rPr>
@@ -1571,7 +1885,9 @@
       </w:r>
     </w:p>
     <w:p>
-      <w:pPr/>
+      <w:pPr>
+        <w:spacing w:after="100" w:line="240" w:lineRule="auto"/>
+      </w:pPr>
       <w:r>
         <w:t xml:space="preserve">Tick </w:t>
       </w:r>
@@ -1582,35 +1898,21 @@
         <w:t xml:space="preserve">Remember on this PC</w:t>
       </w:r>
       <w:r>
-        <w:t xml:space="preserve"> to avoid retyping it. The password is then stored encrypted for</w:t>
-      </w:r>
-    </w:p>
-    <w:p>
-      <w:pPr/>
-      <w:r>
-        <w:t xml:space="preserve">your Windows account only: it cannot be read by another user or on another computer, and it is</w:t>
-      </w:r>
-    </w:p>
-    <w:p>
-      <w:pPr/>
-      <w:r>
-        <w:t xml:space="preserve">never part of the delivered program folder.</w:t>
-      </w:r>
-    </w:p>
-    <w:p>
-      <w:pPr/>
-      <w:r>
-        <w:t xml:space="preserve">Leave both fields empty to connect as your Windows account instead — which is the right choice</w:t>
-      </w:r>
-    </w:p>
-    <w:p>
-      <w:pPr/>
-      <w:r>
-        <w:t xml:space="preserve">when the tool runs on the Historian machine itself.</w:t>
-      </w:r>
-    </w:p>
-    <w:p>
-      <w:pPr/>
+        <w:t xml:space="preserve"> to avoid retyping it. The password is then stored encrypted for your Windows account only: it cannot be read by another user or on another computer, and it is never part of the delivered program folder.</w:t>
+      </w:r>
+    </w:p>
+    <w:p>
+      <w:pPr>
+        <w:spacing w:after="100" w:line="240" w:lineRule="auto"/>
+      </w:pPr>
+      <w:r>
+        <w:t xml:space="preserve">Leave both fields empty to connect as your Windows account instead — which is the right choice when the tool runs on the Historian machine itself.</w:t>
+      </w:r>
+    </w:p>
+    <w:p>
+      <w:pPr>
+        <w:spacing w:after="100" w:line="240" w:lineRule="auto"/>
+      </w:pPr>
       <w:r>
         <w:t xml:space="preserve">If the login is refused, the tool offers this dialog to you automatically.</w:t>
       </w:r>
@@ -1618,13 +1920,18 @@
     <w:p>
       <w:pPr>
         <w:pStyle w:val="berschrift2"/>
+        <w:keepNext/>
+        <w:keepLines/>
+        <w:spacing w:before="200" w:after="80"/>
       </w:pPr>
       <w:r>
         <w:t xml:space="preserve">Choosing the time range</w:t>
       </w:r>
     </w:p>
     <w:p>
-      <w:pPr/>
+      <w:pPr>
+        <w:spacing w:after="100" w:line="240" w:lineRule="auto"/>
+      </w:pPr>
       <w:r>
         <w:rPr>
           <w:b/>
@@ -1641,17 +1948,13 @@
         <w:t xml:space="preserve">To</w:t>
       </w:r>
       <w:r>
-        <w:t xml:space="preserve"> decide the period the tool examines. Everything else on screen refers to</w:t>
-      </w:r>
-    </w:p>
-    <w:p>
-      <w:pPr/>
-      <w:r>
-        <w:t xml:space="preserve">that period and nothing outside it.</w:t>
-      </w:r>
-    </w:p>
-    <w:p>
-      <w:pPr/>
+        <w:t xml:space="preserve"> decide the period the tool examines. Everything else on screen refers to that period and nothing outside it.</w:t>
+      </w:r>
+    </w:p>
+    <w:p>
+      <w:pPr>
+        <w:spacing w:after="100" w:line="240" w:lineRule="auto"/>
+      </w:pPr>
       <w:r>
         <w:t xml:space="preserve">The buttons underneath jump to common periods: </w:t>
       </w:r>
@@ -1666,7 +1969,9 @@
       </w:r>
     </w:p>
     <w:p>
-      <w:pPr/>
+      <w:pPr>
+        <w:spacing w:after="100" w:line="240" w:lineRule="auto"/>
+      </w:pPr>
       <w:r>
         <w:t xml:space="preserve">Changing the dates does </w:t>
       </w:r>
@@ -1677,11 +1982,8 @@
         <w:t xml:space="preserve">not</w:t>
       </w:r>
       <w:r>
-        <w:t xml:space="preserve"> start a check by itself — you decide when to look, by clicking</w:t>
-      </w:r>
-    </w:p>
-    <w:p>
-      <w:pPr/>
+        <w:t xml:space="preserve"> start a check by itself — you decide when to look, by clicking </w:t>
+      </w:r>
       <w:r>
         <w:rPr>
           <w:b/>
@@ -1689,13 +1991,7 @@
         <w:t xml:space="preserve">Check for missing data</w:t>
       </w:r>
       <w:r>
-        <w:t xml:space="preserve">. (Typing a date fires a change for every field you edit, which would</w:t>
-      </w:r>
-    </w:p>
-    <w:p>
-      <w:pPr/>
-      <w:r>
-        <w:t xml:space="preserve">otherwise start a new check on every keystroke.)</w:t>
+        <w:t xml:space="preserve">. (Typing a date fires a change for every field you edit, which would otherwise start a new check on every keystroke.)</w:t>
       </w:r>
     </w:p>
     <w:p>
@@ -1740,13 +2036,18 @@
     <w:p>
       <w:pPr>
         <w:pStyle w:val="berschrift2"/>
+        <w:keepNext/>
+        <w:keepLines/>
+        <w:spacing w:before="200" w:after="80"/>
       </w:pPr>
       <w:r>
         <w:t xml:space="preserve">All measurement points</w:t>
       </w:r>
     </w:p>
     <w:p>
-      <w:pPr/>
+      <w:pPr>
+        <w:spacing w:after="100" w:line="240" w:lineRule="auto"/>
+      </w:pPr>
       <w:r>
         <w:t xml:space="preserve">Click </w:t>
       </w:r>
@@ -1757,13 +2058,7 @@
         <w:t xml:space="preserve">Check for missing data</w:t>
       </w:r>
       <w:r>
-        <w:t xml:space="preserve">. The tool examines every measurement point that both servers</w:t>
-      </w:r>
-    </w:p>
-    <w:p>
-      <w:pPr/>
-      <w:r>
-        <w:t xml:space="preserve">have and lists them, </w:t>
+        <w:t xml:space="preserve">. The tool examines every measurement point that both servers have and lists them, </w:t>
       </w:r>
       <w:r>
         <w:rPr>
@@ -1776,15 +2071,11 @@
       </w:r>
     </w:p>
     <w:p>
-      <w:pPr/>
-      <w:r>
-        <w:t xml:space="preserve">Each row shows the point's name, one bar per server, and, on the right, roughly how many readings</w:t>
-      </w:r>
-    </w:p>
-    <w:p>
-      <w:pPr/>
-      <w:r>
-        <w:t xml:space="preserve">differ between the two servers.</w:t>
+      <w:pPr>
+        <w:spacing w:after="100" w:line="240" w:lineRule="auto"/>
+      </w:pPr>
+      <w:r>
+        <w:t xml:space="preserve">Each row shows the point's name, one bar per server, and, on the right, roughly how many readings differ between the two servers.</w:t>
       </w:r>
     </w:p>
     <w:tbl>
@@ -1798,11 +2089,12 @@
           <w:insideH w:val="single" w:sz="4" w:space="0" w:color="BFBFBF"/>
           <w:insideV w:val="single" w:sz="4" w:space="0" w:color="BFBFBF"/>
         </w:tblBorders>
+        <w:tblLayout w:type="fixed"/>
         <w:tblCellMar>
-          <w:top w:w="60" w:type="dxa"/>
-          <w:left w:w="90" w:type="dxa"/>
-          <w:bottom w:w="60" w:type="dxa"/>
-          <w:right w:w="90" w:type="dxa"/>
+          <w:top w:w="30" w:type="dxa"/>
+          <w:left w:w="70" w:type="dxa"/>
+          <w:bottom w:w="30" w:type="dxa"/>
+          <w:right w:w="70" w:type="dxa"/>
         </w:tblCellMar>
       </w:tblPr>
       <w:tblGrid>
@@ -1820,13 +2112,16 @@
           </w:tcPr>
           <w:p>
             <w:pPr>
+              <w:spacing w:before="0" w:after="0" w:line="240" w:lineRule="auto"/>
               <w:rPr>
                 <w:b/>
+                <w:sz w:val="17"/>
               </w:rPr>
             </w:pPr>
             <w:r>
               <w:rPr>
                 <w:b/>
+                <w:sz w:val="17"/>
               </w:rPr>
               <w:t xml:space="preserve">What you see</w:t>
             </w:r>
@@ -1839,13 +2134,16 @@
           </w:tcPr>
           <w:p>
             <w:pPr>
+              <w:spacing w:before="0" w:after="0" w:line="240" w:lineRule="auto"/>
               <w:rPr>
                 <w:b/>
+                <w:sz w:val="17"/>
               </w:rPr>
             </w:pPr>
             <w:r>
               <w:rPr>
                 <w:b/>
+                <w:sz w:val="17"/>
               </w:rPr>
               <w:t xml:space="preserve">What it means</w:t>
             </w:r>
@@ -1858,7 +2156,16 @@
             <w:tcW w:w="4535" w:type="dxa"/>
           </w:tcPr>
           <w:p>
+            <w:pPr>
+              <w:spacing w:before="0" w:after="0" w:line="240" w:lineRule="auto"/>
+              <w:rPr>
+                <w:sz w:val="17"/>
+              </w:rPr>
+            </w:pPr>
             <w:r>
+              <w:rPr>
+                <w:sz w:val="17"/>
+              </w:rPr>
               <w:t xml:space="preserve">Green bar</w:t>
             </w:r>
           </w:p>
@@ -1868,7 +2175,16 @@
             <w:tcW w:w="4535" w:type="dxa"/>
           </w:tcPr>
           <w:p>
+            <w:pPr>
+              <w:spacing w:before="0" w:after="0" w:line="240" w:lineRule="auto"/>
+              <w:rPr>
+                <w:sz w:val="17"/>
+              </w:rPr>
+            </w:pPr>
             <w:r>
+              <w:rPr>
+                <w:sz w:val="17"/>
+              </w:rPr>
               <w:t xml:space="preserve">This server has the readings</w:t>
             </w:r>
           </w:p>
@@ -1880,7 +2196,16 @@
             <w:tcW w:w="4535" w:type="dxa"/>
           </w:tcPr>
           <w:p>
+            <w:pPr>
+              <w:spacing w:before="0" w:after="0" w:line="240" w:lineRule="auto"/>
+              <w:rPr>
+                <w:sz w:val="17"/>
+              </w:rPr>
+            </w:pPr>
             <w:r>
+              <w:rPr>
+                <w:sz w:val="17"/>
+              </w:rPr>
               <w:t xml:space="preserve">Red section</w:t>
             </w:r>
           </w:p>
@@ -1890,7 +2215,16 @@
             <w:tcW w:w="4535" w:type="dxa"/>
           </w:tcPr>
           <w:p>
+            <w:pPr>
+              <w:spacing w:before="0" w:after="0" w:line="240" w:lineRule="auto"/>
+              <w:rPr>
+                <w:sz w:val="17"/>
+              </w:rPr>
+            </w:pPr>
             <w:r>
+              <w:rPr>
+                <w:sz w:val="17"/>
+              </w:rPr>
               <w:t xml:space="preserve">This server is missing readings that </w:t>
             </w:r>
             <w:r>
@@ -1900,6 +2234,9 @@
               <w:t xml:space="preserve">the other server has</w:t>
             </w:r>
             <w:r>
+              <w:rPr>
+                <w:sz w:val="17"/>
+              </w:rPr>
               <w:t xml:space="preserve"> — these can be restored</w:t>
             </w:r>
           </w:p>
@@ -1911,7 +2248,16 @@
             <w:tcW w:w="4535" w:type="dxa"/>
           </w:tcPr>
           <w:p>
+            <w:pPr>
+              <w:spacing w:before="0" w:after="0" w:line="240" w:lineRule="auto"/>
+              <w:rPr>
+                <w:sz w:val="17"/>
+              </w:rPr>
+            </w:pPr>
             <w:r>
+              <w:rPr>
+                <w:sz w:val="17"/>
+              </w:rPr>
               <w:t xml:space="preserve">Grey section</w:t>
             </w:r>
           </w:p>
@@ -1921,7 +2267,16 @@
             <w:tcW w:w="4535" w:type="dxa"/>
           </w:tcPr>
           <w:p>
+            <w:pPr>
+              <w:spacing w:before="0" w:after="0" w:line="240" w:lineRule="auto"/>
+              <w:rPr>
+                <w:sz w:val="17"/>
+              </w:rPr>
+            </w:pPr>
             <w:r>
+              <w:rPr>
+                <w:sz w:val="17"/>
+              </w:rPr>
               <w:t xml:space="preserve">Neither server recorded anything here — nothing can be restored</w:t>
             </w:r>
           </w:p>
@@ -1933,7 +2288,16 @@
             <w:tcW w:w="4535" w:type="dxa"/>
           </w:tcPr>
           <w:p>
+            <w:pPr>
+              <w:spacing w:before="0" w:after="0" w:line="240" w:lineRule="auto"/>
+              <w:rPr>
+                <w:sz w:val="17"/>
+              </w:rPr>
+            </w:pPr>
             <w:r>
+              <w:rPr>
+                <w:sz w:val="17"/>
+              </w:rPr>
               <w:t xml:space="preserve">"not set up on this server"</w:t>
             </w:r>
           </w:p>
@@ -1943,7 +2307,16 @@
             <w:tcW w:w="4535" w:type="dxa"/>
           </w:tcPr>
           <w:p>
+            <w:pPr>
+              <w:spacing w:before="0" w:after="0" w:line="240" w:lineRule="auto"/>
+              <w:rPr>
+                <w:sz w:val="17"/>
+              </w:rPr>
+            </w:pPr>
             <w:r>
+              <w:rPr>
+                <w:sz w:val="17"/>
+              </w:rPr>
               <w:t xml:space="preserve">The point does not exist on that server at all. The tool copies readings; it does not create measurement points.</w:t>
             </w:r>
           </w:p>
@@ -1955,7 +2328,16 @@
             <w:tcW w:w="4535" w:type="dxa"/>
           </w:tcPr>
           <w:p>
+            <w:pPr>
+              <w:spacing w:before="0" w:after="0" w:line="240" w:lineRule="auto"/>
+              <w:rPr>
+                <w:sz w:val="17"/>
+              </w:rPr>
+            </w:pPr>
             <w:r>
+              <w:rPr>
+                <w:sz w:val="17"/>
+              </w:rPr>
               <w:t xml:space="preserve">"could not be read"</w:t>
             </w:r>
           </w:p>
@@ -1965,7 +2347,16 @@
             <w:tcW w:w="4535" w:type="dxa"/>
           </w:tcPr>
           <w:p>
+            <w:pPr>
+              <w:spacing w:before="0" w:after="0" w:line="240" w:lineRule="auto"/>
+              <w:rPr>
+                <w:sz w:val="17"/>
+              </w:rPr>
+            </w:pPr>
             <w:r>
+              <w:rPr>
+                <w:sz w:val="17"/>
+              </w:rPr>
               <w:t xml:space="preserve">The server did not answer for this point. This is </w:t>
             </w:r>
             <w:r>
@@ -1975,6 +2366,9 @@
               <w:t xml:space="preserve">not</w:t>
             </w:r>
             <w:r>
+              <w:rPr>
+                <w:sz w:val="17"/>
+              </w:rPr>
               <w:t xml:space="preserve"> the same as "holds nothing" — see 7</w:t>
             </w:r>
           </w:p>
@@ -1983,15 +2377,11 @@
     </w:tbl>
     <w:p/>
     <w:p>
-      <w:pPr/>
-      <w:r>
-        <w:t xml:space="preserve">The line above the list summarises the run: how many points were checked, how many need</w:t>
-      </w:r>
-    </w:p>
-    <w:p>
-      <w:pPr/>
-      <w:r>
-        <w:t xml:space="preserve">attention, and how long one segment of the bars represents.</w:t>
+      <w:pPr>
+        <w:spacing w:after="100" w:line="240" w:lineRule="auto"/>
+      </w:pPr>
+      <w:r>
+        <w:t xml:space="preserve">The line above the list summarises the run: how many points were checked, how many need attention, and how long one segment of the bars represents.</w:t>
       </w:r>
     </w:p>
     <w:p>
@@ -2033,7 +2423,9 @@
       </w:r>
     </w:p>
     <w:p>
-      <w:pPr/>
+      <w:pPr>
+        <w:spacing w:after="100" w:line="240" w:lineRule="auto"/>
+      </w:pPr>
       <w:r>
         <w:t xml:space="preserve">Use the </w:t>
       </w:r>
@@ -2050,13 +2442,18 @@
     <w:p>
       <w:pPr>
         <w:pStyle w:val="berschrift2"/>
+        <w:keepNext/>
+        <w:keepLines/>
+        <w:spacing w:before="200" w:after="80"/>
       </w:pPr>
       <w:r>
         <w:t xml:space="preserve">One measurement point</w:t>
       </w:r>
     </w:p>
     <w:p>
-      <w:pPr/>
+      <w:pPr>
+        <w:spacing w:after="100" w:line="240" w:lineRule="auto"/>
+      </w:pPr>
       <w:r>
         <w:t xml:space="preserve">Click a row to open that point. You now see, for this point and this time range:</w:t>
       </w:r>
@@ -2125,19 +2522,17 @@
       </w:r>
     </w:p>
     <w:p>
-      <w:pPr/>
-      <w:r>
-        <w:t xml:space="preserve">Colours match the list: green means the server has the data, red means the other server has it</w:t>
-      </w:r>
-    </w:p>
-    <w:p>
-      <w:pPr/>
-      <w:r>
-        <w:t xml:space="preserve">and this one does not, grey means neither has it.</w:t>
-      </w:r>
-    </w:p>
-    <w:p>
-      <w:pPr/>
+      <w:pPr>
+        <w:spacing w:after="100" w:line="240" w:lineRule="auto"/>
+      </w:pPr>
+      <w:r>
+        <w:t xml:space="preserve">Colours match the list: green means the server has the data, red means the other server has it and this one does not, grey means neither has it.</w:t>
+      </w:r>
+    </w:p>
+    <w:p>
+      <w:pPr>
+        <w:spacing w:after="100" w:line="240" w:lineRule="auto"/>
+      </w:pPr>
       <w:r>
         <w:rPr>
           <w:b/>
@@ -2145,17 +2540,22 @@
         <w:t xml:space="preserve">Enlarge</w:t>
       </w:r>
       <w:r>
-        <w:t xml:space="preserve"> opens the chart in a larger window with its own time axis. **‹ All measurement</w:t>
-      </w:r>
-    </w:p>
-    <w:p>
-      <w:pPr/>
-      <w:r>
-        <w:t xml:space="preserve">points** returns to the list.</w:t>
-      </w:r>
-    </w:p>
-    <w:p>
-      <w:pPr/>
+        <w:t xml:space="preserve"> opens the chart in a larger window with its own time axis. </w:t>
+      </w:r>
+      <w:r>
+        <w:rPr>
+          <w:b/>
+        </w:rPr>
+        <w:t xml:space="preserve">‹ All measurement points</w:t>
+      </w:r>
+      <w:r>
+        <w:t xml:space="preserve"> returns to the list.</w:t>
+      </w:r>
+    </w:p>
+    <w:p>
+      <w:pPr>
+        <w:spacing w:after="100" w:line="240" w:lineRule="auto"/>
+      </w:pPr>
       <w:r>
         <w:t xml:space="preserve">The right-hand panel now shows the </w:t>
       </w:r>
@@ -2166,18 +2566,15 @@
         <w:t xml:space="preserve">exact</w:t>
       </w:r>
       <w:r>
-        <w:t xml:space="preserve"> number of readings that would be copied in each</w:t>
-      </w:r>
-    </w:p>
-    <w:p>
-      <w:pPr/>
-      <w:r>
-        <w:t xml:space="preserve">direction, calculated from the readings themselves rather than estimated.</w:t>
+        <w:t xml:space="preserve"> number of readings that would be copied in each direction, calculated from the readings themselves rather than estimated.</w:t>
       </w:r>
     </w:p>
     <w:p>
       <w:pPr>
         <w:pStyle w:val="berschrift2"/>
+        <w:keepNext/>
+        <w:keepLines/>
+        <w:spacing w:before="200" w:after="80"/>
       </w:pPr>
       <w:r>
         <w:t xml:space="preserve">Restoring missing readings</w:t>
@@ -2208,9 +2605,11 @@
       </w:r>
     </w:p>
     <w:p>
-      <w:pPr/>
-      <w:r>
-        <w:t xml:space="preserve">   would copy and over what period. </w:t>
+      <w:pPr>
+        <w:spacing w:after="100" w:line="240" w:lineRule="auto"/>
+      </w:pPr>
+      <w:r>
+        <w:t xml:space="preserve">would copy and over what period. </w:t>
       </w:r>
       <w:r>
         <w:rPr>
@@ -2265,9 +2664,11 @@
       </w:r>
     </w:p>
     <w:p>
-      <w:pPr/>
-      <w:r>
-        <w:t xml:space="preserve">   you are then asked whether to keep what has already been copied or undo it immediately.</w:t>
+      <w:pPr>
+        <w:spacing w:after="100" w:line="240" w:lineRule="auto"/>
+      </w:pPr>
+      <w:r>
+        <w:t xml:space="preserve">you are then asked whether to keep what has already been copied or undo it immediately.</w:t>
       </w:r>
     </w:p>
     <w:p>
@@ -2280,7 +2681,9 @@
       </w:r>
     </w:p>
     <w:p>
-      <w:pPr/>
+      <w:pPr>
+        <w:spacing w:after="100" w:line="240" w:lineRule="auto"/>
+      </w:pPr>
       <w:r>
         <w:rPr>
           <w:b/>
@@ -2313,9 +2716,11 @@
       </w:r>
     </w:p>
     <w:p>
-      <w:pPr/>
-      <w:r>
-        <w:t xml:space="preserve">  yet, and that is not missing data.</w:t>
+      <w:pPr>
+        <w:spacing w:after="100" w:line="240" w:lineRule="auto"/>
+      </w:pPr>
+      <w:r>
+        <w:t xml:space="preserve">yet, and that is not missing data.</w:t>
       </w:r>
     </w:p>
     <w:p>
@@ -2331,21 +2736,28 @@
       </w:r>
     </w:p>
     <w:p>
-      <w:pPr/>
-      <w:r>
-        <w:t xml:space="preserve">  success it has not verified.</w:t>
+      <w:pPr>
+        <w:spacing w:after="100" w:line="240" w:lineRule="auto"/>
+      </w:pPr>
+      <w:r>
+        <w:t xml:space="preserve">success it has not verified.</w:t>
       </w:r>
     </w:p>
     <w:p>
       <w:pPr>
         <w:pStyle w:val="berschrift2"/>
+        <w:keepNext/>
+        <w:keepLines/>
+        <w:spacing w:before="200" w:after="80"/>
       </w:pPr>
       <w:r>
         <w:t xml:space="preserve">Repair history and undo</w:t>
       </w:r>
     </w:p>
     <w:p>
-      <w:pPr/>
+      <w:pPr>
+        <w:spacing w:after="100" w:line="240" w:lineRule="auto"/>
+      </w:pPr>
       <w:r>
         <w:rPr>
           <w:b/>
@@ -2353,17 +2765,13 @@
         <w:t xml:space="preserve">Repair history / undo…</w:t>
       </w:r>
       <w:r>
-        <w:t xml:space="preserve"> lists every restore this tool has performed: when, in which</w:t>
-      </w:r>
-    </w:p>
-    <w:p>
-      <w:pPr/>
-      <w:r>
-        <w:t xml:space="preserve">direction, how many readings, and whether it has since been undone.</w:t>
-      </w:r>
-    </w:p>
-    <w:p>
-      <w:pPr/>
+        <w:t xml:space="preserve"> lists every restore this tool has performed: when, in which direction, how many readings, and whether it has since been undone.</w:t>
+      </w:r>
+    </w:p>
+    <w:p>
+      <w:pPr>
+        <w:spacing w:after="100" w:line="240" w:lineRule="auto"/>
+      </w:pPr>
       <w:r>
         <w:t xml:space="preserve">To undo one:</w:t>
       </w:r>
@@ -2405,7 +2813,9 @@
       </w:r>
     </w:p>
     <w:p>
-      <w:pPr/>
+      <w:pPr>
+        <w:spacing w:after="100" w:line="240" w:lineRule="auto"/>
+      </w:pPr>
       <w:r>
         <w:t xml:space="preserve">Undo deletes </w:t>
       </w:r>
@@ -2416,19 +2826,7 @@
         <w:t xml:space="preserve">exactly</w:t>
       </w:r>
       <w:r>
-        <w:t xml:space="preserve"> the readings that run wrote, matched by their individual timestamps.</w:t>
-      </w:r>
-    </w:p>
-    <w:p>
-      <w:pPr/>
-      <w:r>
-        <w:t xml:space="preserve">Readings that were already on the server are never touched. If an undo is interrupted, the run</w:t>
-      </w:r>
-    </w:p>
-    <w:p>
-      <w:pPr/>
-      <w:r>
-        <w:t xml:space="preserve">stays in the list so you can safely repeat it.</w:t>
+        <w:t xml:space="preserve"> the readings that run wrote, matched by their individual timestamps. Readings that were already on the server are never touched. If an undo is interrupted, the run stays in the list so you can safely repeat it.</w:t>
       </w:r>
     </w:p>
     <w:p>
@@ -2477,13 +2875,18 @@
     <w:p>
       <w:pPr>
         <w:pStyle w:val="berschrift2"/>
+        <w:keepNext/>
+        <w:keepLines/>
+        <w:spacing w:before="200" w:after="80"/>
       </w:pPr>
       <w:r>
         <w:t xml:space="preserve">Automatic repair</w:t>
       </w:r>
     </w:p>
     <w:p>
-      <w:pPr/>
+      <w:pPr>
+        <w:spacing w:after="100" w:line="240" w:lineRule="auto"/>
+      </w:pPr>
       <w:r>
         <w:t xml:space="preserve">Click </w:t>
       </w:r>
@@ -2508,11 +2911,12 @@
           <w:insideH w:val="single" w:sz="4" w:space="0" w:color="BFBFBF"/>
           <w:insideV w:val="single" w:sz="4" w:space="0" w:color="BFBFBF"/>
         </w:tblBorders>
+        <w:tblLayout w:type="fixed"/>
         <w:tblCellMar>
-          <w:top w:w="60" w:type="dxa"/>
-          <w:left w:w="90" w:type="dxa"/>
-          <w:bottom w:w="60" w:type="dxa"/>
-          <w:right w:w="90" w:type="dxa"/>
+          <w:top w:w="30" w:type="dxa"/>
+          <w:left w:w="70" w:type="dxa"/>
+          <w:bottom w:w="30" w:type="dxa"/>
+          <w:right w:w="70" w:type="dxa"/>
         </w:tblCellMar>
       </w:tblPr>
       <w:tblGrid>
@@ -2530,13 +2934,16 @@
           </w:tcPr>
           <w:p>
             <w:pPr>
+              <w:spacing w:before="0" w:after="0" w:line="240" w:lineRule="auto"/>
               <w:rPr>
                 <w:b/>
+                <w:sz w:val="17"/>
               </w:rPr>
             </w:pPr>
             <w:r>
               <w:rPr>
                 <w:b/>
+                <w:sz w:val="17"/>
               </w:rPr>
               <w:t xml:space="preserve">Setting</w:t>
             </w:r>
@@ -2549,13 +2956,16 @@
           </w:tcPr>
           <w:p>
             <w:pPr>
+              <w:spacing w:before="0" w:after="0" w:line="240" w:lineRule="auto"/>
               <w:rPr>
                 <w:b/>
+                <w:sz w:val="17"/>
               </w:rPr>
             </w:pPr>
             <w:r>
               <w:rPr>
                 <w:b/>
+                <w:sz w:val="17"/>
               </w:rPr>
               <w:t xml:space="preserve">Meaning</w:t>
             </w:r>
@@ -2568,7 +2978,16 @@
             <w:tcW w:w="4535" w:type="dxa"/>
           </w:tcPr>
           <w:p>
+            <w:pPr>
+              <w:spacing w:before="0" w:after="0" w:line="240" w:lineRule="auto"/>
+              <w:rPr>
+                <w:sz w:val="17"/>
+              </w:rPr>
+            </w:pPr>
             <w:r>
+              <w:rPr>
+                <w:sz w:val="17"/>
+              </w:rPr>
               <w:t xml:space="preserve">Interval</w:t>
             </w:r>
           </w:p>
@@ -2578,7 +2997,16 @@
             <w:tcW w:w="4535" w:type="dxa"/>
           </w:tcPr>
           <w:p>
+            <w:pPr>
+              <w:spacing w:before="0" w:after="0" w:line="240" w:lineRule="auto"/>
+              <w:rPr>
+                <w:sz w:val="17"/>
+              </w:rPr>
+            </w:pPr>
             <w:r>
+              <w:rPr>
+                <w:sz w:val="17"/>
+              </w:rPr>
               <w:t xml:space="preserve">How often it runs</w:t>
             </w:r>
           </w:p>
@@ -2590,7 +3018,16 @@
             <w:tcW w:w="4535" w:type="dxa"/>
           </w:tcPr>
           <w:p>
+            <w:pPr>
+              <w:spacing w:before="0" w:after="0" w:line="240" w:lineRule="auto"/>
+              <w:rPr>
+                <w:sz w:val="17"/>
+              </w:rPr>
+            </w:pPr>
             <w:r>
+              <w:rPr>
+                <w:sz w:val="17"/>
+              </w:rPr>
               <w:t xml:space="preserve">Period</w:t>
             </w:r>
           </w:p>
@@ -2600,7 +3037,16 @@
             <w:tcW w:w="4535" w:type="dxa"/>
           </w:tcPr>
           <w:p>
+            <w:pPr>
+              <w:spacing w:before="0" w:after="0" w:line="240" w:lineRule="auto"/>
+              <w:rPr>
+                <w:sz w:val="17"/>
+              </w:rPr>
+            </w:pPr>
             <w:r>
+              <w:rPr>
+                <w:sz w:val="17"/>
+              </w:rPr>
               <w:t xml:space="preserve">How far back each run looks, counting back from the moment it runs</w:t>
             </w:r>
           </w:p>
@@ -2612,7 +3058,16 @@
             <w:tcW w:w="4535" w:type="dxa"/>
           </w:tcPr>
           <w:p>
+            <w:pPr>
+              <w:spacing w:before="0" w:after="0" w:line="240" w:lineRule="auto"/>
+              <w:rPr>
+                <w:sz w:val="17"/>
+              </w:rPr>
+            </w:pPr>
             <w:r>
+              <w:rPr>
+                <w:sz w:val="17"/>
+              </w:rPr>
               <w:t xml:space="preserve">Direction</w:t>
             </w:r>
           </w:p>
@@ -2622,7 +3077,16 @@
             <w:tcW w:w="4535" w:type="dxa"/>
           </w:tcPr>
           <w:p>
+            <w:pPr>
+              <w:spacing w:before="0" w:after="0" w:line="240" w:lineRule="auto"/>
+              <w:rPr>
+                <w:sz w:val="17"/>
+              </w:rPr>
+            </w:pPr>
             <w:r>
+              <w:rPr>
+                <w:sz w:val="17"/>
+              </w:rPr>
               <w:t xml:space="preserve">Main → mirror, mirror → main, or both</w:t>
             </w:r>
           </w:p>
@@ -2634,7 +3098,16 @@
             <w:tcW w:w="4535" w:type="dxa"/>
           </w:tcPr>
           <w:p>
+            <w:pPr>
+              <w:spacing w:before="0" w:after="0" w:line="240" w:lineRule="auto"/>
+              <w:rPr>
+                <w:sz w:val="17"/>
+              </w:rPr>
+            </w:pPr>
             <w:r>
+              <w:rPr>
+                <w:sz w:val="17"/>
+              </w:rPr>
               <w:t xml:space="preserve">Measurement points</w:t>
             </w:r>
           </w:p>
@@ -2644,7 +3117,16 @@
             <w:tcW w:w="4535" w:type="dxa"/>
           </w:tcPr>
           <w:p>
+            <w:pPr>
+              <w:spacing w:before="0" w:after="0" w:line="240" w:lineRule="auto"/>
+              <w:rPr>
+                <w:sz w:val="17"/>
+              </w:rPr>
+            </w:pPr>
             <w:r>
+              <w:rPr>
+                <w:sz w:val="17"/>
+              </w:rPr>
               <w:t xml:space="preserve">All matching a filter, or an explicit list you tick</w:t>
             </w:r>
           </w:p>
@@ -2656,7 +3138,16 @@
             <w:tcW w:w="4535" w:type="dxa"/>
           </w:tcPr>
           <w:p>
+            <w:pPr>
+              <w:spacing w:before="0" w:after="0" w:line="240" w:lineRule="auto"/>
+              <w:rPr>
+                <w:sz w:val="17"/>
+              </w:rPr>
+            </w:pPr>
             <w:r>
+              <w:rPr>
+                <w:sz w:val="17"/>
+              </w:rPr>
               <w:t xml:space="preserve">Run on startup</w:t>
             </w:r>
           </w:p>
@@ -2666,7 +3157,16 @@
             <w:tcW w:w="4535" w:type="dxa"/>
           </w:tcPr>
           <w:p>
+            <w:pPr>
+              <w:spacing w:before="0" w:after="0" w:line="240" w:lineRule="auto"/>
+              <w:rPr>
+                <w:sz w:val="17"/>
+              </w:rPr>
+            </w:pPr>
             <w:r>
+              <w:rPr>
+                <w:sz w:val="17"/>
+              </w:rPr>
               <w:t xml:space="preserve">Also run once shortly after the program starts</w:t>
             </w:r>
           </w:p>
@@ -2675,7 +3175,9 @@
     </w:tbl>
     <w:p/>
     <w:p>
-      <w:pPr/>
+      <w:pPr>
+        <w:spacing w:after="100" w:line="240" w:lineRule="auto"/>
+      </w:pPr>
       <w:r>
         <w:t xml:space="preserve">Automatic repairs write to the plant </w:t>
       </w:r>
@@ -2747,13 +3249,18 @@
     <w:p>
       <w:pPr>
         <w:pStyle w:val="berschrift2"/>
+        <w:keepNext/>
+        <w:keepLines/>
+        <w:spacing w:before="200" w:after="80"/>
       </w:pPr>
       <w:r>
         <w:t xml:space="preserve">The Advanced view</w:t>
       </w:r>
     </w:p>
     <w:p>
-      <w:pPr/>
+      <w:pPr>
+        <w:spacing w:after="100" w:line="240" w:lineRule="auto"/>
+      </w:pPr>
       <w:r>
         <w:t xml:space="preserve">The </w:t>
       </w:r>
@@ -2764,43 +3271,41 @@
         <w:t xml:space="preserve">Advanced</w:t>
       </w:r>
       <w:r>
-        <w:t xml:space="preserve"> switch in the title bar *adds* technical detail; it never removes anything.</w:t>
-      </w:r>
-    </w:p>
-    <w:p>
-      <w:pPr/>
-      <w:r>
-        <w:t xml:space="preserve">It shows the activity log, per-direction copy buttons, the measurement-point filter, server</w:t>
-      </w:r>
-    </w:p>
-    <w:p>
-      <w:pPr/>
-      <w:r>
-        <w:t xml:space="preserve">statistics, batch counters and the gap rule used per point.</w:t>
-      </w:r>
-    </w:p>
-    <w:p>
-      <w:pPr/>
-      <w:r>
-        <w:t xml:space="preserve">Switching it off returns to the simple view. Nothing is lost — the same work is possible either</w:t>
-      </w:r>
-    </w:p>
-    <w:p>
-      <w:pPr/>
-      <w:r>
-        <w:t xml:space="preserve">way.</w:t>
+        <w:t xml:space="preserve"> switch in the title bar </w:t>
+      </w:r>
+      <w:r>
+        <w:rPr>
+          <w:i/>
+        </w:rPr>
+        <w:t xml:space="preserve">adds</w:t>
+      </w:r>
+      <w:r>
+        <w:t xml:space="preserve"> technical detail; it never removes anything. It shows the activity log, per-direction copy buttons, the measurement-point filter, server statistics, batch counters and the gap rule used per point.</w:t>
+      </w:r>
+    </w:p>
+    <w:p>
+      <w:pPr>
+        <w:spacing w:after="100" w:line="240" w:lineRule="auto"/>
+      </w:pPr>
+      <w:r>
+        <w:t xml:space="preserve">Switching it off returns to the simple view. Nothing is lost — the same work is possible either way.</w:t>
       </w:r>
     </w:p>
     <w:p>
       <w:pPr>
         <w:pStyle w:val="berschrift1"/>
+        <w:keepNext/>
+        <w:keepLines/>
+        <w:spacing w:before="200" w:after="80"/>
       </w:pPr>
       <w:r>
         <w:t xml:space="preserve">Two ideas worth understanding</w:t>
       </w:r>
     </w:p>
     <w:p>
-      <w:pPr/>
+      <w:pPr>
+        <w:spacing w:after="100" w:line="240" w:lineRule="auto"/>
+      </w:pPr>
       <w:r>
         <w:t xml:space="preserve">These two come up in every conversation about the numbers on screen.</w:t>
       </w:r>
@@ -2808,21 +3313,20 @@
     <w:p>
       <w:pPr>
         <w:pStyle w:val="berschrift2"/>
+        <w:keepNext/>
+        <w:keepLines/>
+        <w:spacing w:before="200" w:after="80"/>
       </w:pPr>
       <w:r>
         <w:t xml:space="preserve">What "complete" means here</w:t>
       </w:r>
     </w:p>
     <w:p>
-      <w:pPr/>
-      <w:r>
-        <w:t xml:space="preserve">A percentage is only meaningful against a yardstick. This tool can only ever make one server</w:t>
-      </w:r>
-    </w:p>
-    <w:p>
-      <w:pPr/>
-      <w:r>
-        <w:t xml:space="preserve">match the other, so the yardstick is </w:t>
+      <w:pPr>
+        <w:spacing w:after="100" w:line="240" w:lineRule="auto"/>
+      </w:pPr>
+      <w:r>
+        <w:t xml:space="preserve">A percentage is only meaningful against a yardstick. This tool can only ever make one server match the other, so the yardstick is </w:t>
       </w:r>
       <w:r>
         <w:rPr>
@@ -2842,7 +3346,16 @@
         <w:ind w:left="284"/>
       </w:pPr>
       <w:r>
-        <w:t xml:space="preserve">Completeness = of everything recorded for this point, in this period, by *either* server, how</w:t>
+        <w:t xml:space="preserve">Completeness = of everything recorded for this point, in this period, by </w:t>
+      </w:r>
+      <w:r>
+        <w:rPr>
+          <w:i/>
+        </w:rPr>
+        <w:t xml:space="preserve">either</w:t>
+      </w:r>
+      <w:r>
+        <w:t xml:space="preserve"> server, how</w:t>
       </w:r>
     </w:p>
     <w:p>
@@ -2853,19 +3366,24 @@
         <w:ind w:left="284"/>
       </w:pPr>
       <w:r>
-        <w:t xml:space="preserve">much does *this* server hold?</w:t>
-      </w:r>
-    </w:p>
-    <w:p>
-      <w:pPr/>
-      <w:r>
-        <w:t xml:space="preserve">So 98.8 % means the server is missing about 1.2 % of everything that was recorded — and, since</w:t>
-      </w:r>
-    </w:p>
-    <w:p>
-      <w:pPr/>
-      <w:r>
-        <w:t xml:space="preserve">the other server has it, that missing part can be restored. If </w:t>
+        <w:t xml:space="preserve">much does </w:t>
+      </w:r>
+      <w:r>
+        <w:rPr>
+          <w:i/>
+        </w:rPr>
+        <w:t xml:space="preserve">this</w:t>
+      </w:r>
+      <w:r>
+        <w:t xml:space="preserve"> server hold?</w:t>
+      </w:r>
+    </w:p>
+    <w:p>
+      <w:pPr>
+        <w:spacing w:after="100" w:line="240" w:lineRule="auto"/>
+      </w:pPr>
+      <w:r>
+        <w:t xml:space="preserve">So 98.8 % means the server is missing about 1.2 % of everything that was recorded — and, since the other server has it, that missing part can be restored. If </w:t>
       </w:r>
       <w:r>
         <w:rPr>
@@ -2874,43 +3392,41 @@
         <w:t xml:space="preserve">neither</w:t>
       </w:r>
       <w:r>
-        <w:t xml:space="preserve"> server recorded</w:t>
-      </w:r>
-    </w:p>
-    <w:p>
-      <w:pPr/>
-      <w:r>
-        <w:t xml:space="preserve">something, it counts against neither: that is a plant outage, not a synchronisation problem, and</w:t>
-      </w:r>
-    </w:p>
-    <w:p>
-      <w:pPr/>
-      <w:r>
-        <w:t xml:space="preserve">it is drawn grey.</w:t>
-      </w:r>
-    </w:p>
-    <w:p>
-      <w:pPr/>
-      <w:r>
-        <w:t xml:space="preserve">This is also why the bars are painted *in proportion*: the picture and the percentage are the</w:t>
-      </w:r>
-    </w:p>
-    <w:p>
-      <w:pPr/>
-      <w:r>
-        <w:t xml:space="preserve">same quantity, so a bar cannot say one thing while the number says another.</w:t>
+        <w:t xml:space="preserve"> server recorded something, it counts against neither: that is a plant outage, not a synchronisation problem, and it is drawn grey.</w:t>
+      </w:r>
+    </w:p>
+    <w:p>
+      <w:pPr>
+        <w:spacing w:after="100" w:line="240" w:lineRule="auto"/>
+      </w:pPr>
+      <w:r>
+        <w:t xml:space="preserve">This is also why the bars are painted </w:t>
+      </w:r>
+      <w:r>
+        <w:rPr>
+          <w:i/>
+        </w:rPr>
+        <w:t xml:space="preserve">in proportion</w:t>
+      </w:r>
+      <w:r>
+        <w:t xml:space="preserve">: the picture and the percentage are the same quantity, so a bar cannot say one thing while the number says another.</w:t>
       </w:r>
     </w:p>
     <w:p>
       <w:pPr>
         <w:pStyle w:val="berschrift2"/>
+        <w:keepNext/>
+        <w:keepLines/>
+        <w:spacing w:before="200" w:after="80"/>
       </w:pPr>
       <w:r>
         <w:t xml:space="preserve">Why it is not always 100 %, even after a repair</w:t>
       </w:r>
     </w:p>
     <w:p>
-      <w:pPr/>
+      <w:pPr>
+        <w:spacing w:after="100" w:line="240" w:lineRule="auto"/>
+      </w:pPr>
       <w:r>
         <w:t xml:space="preserve">Three honest reasons:</w:t>
       </w:r>
@@ -2952,9 +3468,11 @@
       </w:r>
     </w:p>
     <w:p>
-      <w:pPr/>
-      <w:r>
-        <w:t xml:space="preserve">   is a Historian configuration task.</w:t>
+      <w:pPr>
+        <w:spacing w:after="100" w:line="240" w:lineRule="auto"/>
+      </w:pPr>
+      <w:r>
+        <w:t xml:space="preserve">is a Historian configuration task.</w:t>
       </w:r>
     </w:p>
     <w:p>
@@ -2976,38 +3494,27 @@
       </w:r>
     </w:p>
     <w:p>
-      <w:pPr/>
-      <w:r>
-        <w:t xml:space="preserve">   own clocks, so the same value is often stored a few seconds apart on each. Those are not</w:t>
-      </w:r>
-    </w:p>
-    <w:p>
-      <w:pPr/>
-      <w:r>
-        <w:t xml:space="preserve">   missing readings, and copying them would mix two recordings together permanently rather than</w:t>
-      </w:r>
-    </w:p>
-    <w:p>
-      <w:pPr/>
-      <w:r>
-        <w:t xml:space="preserve">   repair anything. The tool detects this and fills only genuine outages.</w:t>
-      </w:r>
-    </w:p>
-    <w:p>
-      <w:pPr/>
-      <w:r>
-        <w:t xml:space="preserve">Point 3 is the reason two servers can each show slightly different figures and both be perfectly</w:t>
-      </w:r>
-    </w:p>
-    <w:p>
-      <w:pPr/>
-      <w:r>
-        <w:t xml:space="preserve">healthy.</w:t>
+      <w:pPr>
+        <w:spacing w:after="100" w:line="240" w:lineRule="auto"/>
+      </w:pPr>
+      <w:r>
+        <w:t xml:space="preserve">own clocks, so the same value is often stored a few seconds apart on each. Those are not missing readings, and copying them would mix two recordings together permanently rather than repair anything. The tool detects this and fills only genuine outages.</w:t>
+      </w:r>
+    </w:p>
+    <w:p>
+      <w:pPr>
+        <w:spacing w:after="100" w:line="240" w:lineRule="auto"/>
+      </w:pPr>
+      <w:r>
+        <w:t xml:space="preserve">Point 3 is the reason two servers can each show slightly different figures and both be perfectly healthy.</w:t>
       </w:r>
     </w:p>
     <w:p>
       <w:pPr>
         <w:pStyle w:val="berschrift1"/>
+        <w:keepNext/>
+        <w:keepLines/>
+        <w:spacing w:before="200" w:after="80"/>
       </w:pPr>
       <w:r>
         <w:t xml:space="preserve">If something goes wrong</w:t>
@@ -3024,11 +3531,12 @@
           <w:insideH w:val="single" w:sz="4" w:space="0" w:color="BFBFBF"/>
           <w:insideV w:val="single" w:sz="4" w:space="0" w:color="BFBFBF"/>
         </w:tblBorders>
+        <w:tblLayout w:type="fixed"/>
         <w:tblCellMar>
-          <w:top w:w="60" w:type="dxa"/>
-          <w:left w:w="90" w:type="dxa"/>
-          <w:bottom w:w="60" w:type="dxa"/>
-          <w:right w:w="90" w:type="dxa"/>
+          <w:top w:w="30" w:type="dxa"/>
+          <w:left w:w="70" w:type="dxa"/>
+          <w:bottom w:w="30" w:type="dxa"/>
+          <w:right w:w="70" w:type="dxa"/>
         </w:tblCellMar>
       </w:tblPr>
       <w:tblGrid>
@@ -3047,13 +3555,16 @@
           </w:tcPr>
           <w:p>
             <w:pPr>
+              <w:spacing w:before="0" w:after="0" w:line="240" w:lineRule="auto"/>
               <w:rPr>
                 <w:b/>
+                <w:sz w:val="17"/>
               </w:rPr>
             </w:pPr>
             <w:r>
               <w:rPr>
                 <w:b/>
+                <w:sz w:val="17"/>
               </w:rPr>
               <w:t xml:space="preserve">What you see</w:t>
             </w:r>
@@ -3066,13 +3577,16 @@
           </w:tcPr>
           <w:p>
             <w:pPr>
+              <w:spacing w:before="0" w:after="0" w:line="240" w:lineRule="auto"/>
               <w:rPr>
                 <w:b/>
+                <w:sz w:val="17"/>
               </w:rPr>
             </w:pPr>
             <w:r>
               <w:rPr>
                 <w:b/>
+                <w:sz w:val="17"/>
               </w:rPr>
               <w:t xml:space="preserve">What it means</w:t>
             </w:r>
@@ -3085,13 +3599,16 @@
           </w:tcPr>
           <w:p>
             <w:pPr>
+              <w:spacing w:before="0" w:after="0" w:line="240" w:lineRule="auto"/>
               <w:rPr>
                 <w:b/>
+                <w:sz w:val="17"/>
               </w:rPr>
             </w:pPr>
             <w:r>
               <w:rPr>
                 <w:b/>
+                <w:sz w:val="17"/>
               </w:rPr>
               <w:t xml:space="preserve">What to do</w:t>
             </w:r>
@@ -3104,6 +3621,12 @@
             <w:tcW w:w="3023" w:type="dxa"/>
           </w:tcPr>
           <w:p>
+            <w:pPr>
+              <w:spacing w:before="0" w:after="0" w:line="240" w:lineRule="auto"/>
+              <w:rPr>
+                <w:sz w:val="17"/>
+              </w:rPr>
+            </w:pPr>
             <w:r>
               <w:rPr>
                 <w:b/>
@@ -3117,7 +3640,16 @@
             <w:tcW w:w="3023" w:type="dxa"/>
           </w:tcPr>
           <w:p>
+            <w:pPr>
+              <w:spacing w:before="0" w:after="0" w:line="240" w:lineRule="auto"/>
+              <w:rPr>
+                <w:sz w:val="17"/>
+              </w:rPr>
+            </w:pPr>
             <w:r>
+              <w:rPr>
+                <w:sz w:val="17"/>
+              </w:rPr>
               <w:t xml:space="preserve">Wrong address or port, or the server is unreachable</w:t>
             </w:r>
           </w:p>
@@ -3127,7 +3659,16 @@
             <w:tcW w:w="3023" w:type="dxa"/>
           </w:tcPr>
           <w:p>
+            <w:pPr>
+              <w:spacing w:before="0" w:after="0" w:line="240" w:lineRule="auto"/>
+              <w:rPr>
+                <w:sz w:val="17"/>
+              </w:rPr>
+            </w:pPr>
             <w:r>
+              <w:rPr>
+                <w:sz w:val="17"/>
+              </w:rPr>
               <w:t xml:space="preserve">Check the address; try </w:t>
             </w:r>
             <w:r>
@@ -3138,6 +3679,9 @@
               <w:t xml:space="preserve">host:13000</w:t>
             </w:r>
             <w:r>
+              <w:rPr>
+                <w:sz w:val="17"/>
+              </w:rPr>
               <w:t xml:space="preserve">. Confirm from your PC that the port is reachable</w:t>
             </w:r>
           </w:p>
@@ -3149,6 +3693,12 @@
             <w:tcW w:w="3023" w:type="dxa"/>
           </w:tcPr>
           <w:p>
+            <w:pPr>
+              <w:spacing w:before="0" w:after="0" w:line="240" w:lineRule="auto"/>
+              <w:rPr>
+                <w:sz w:val="17"/>
+              </w:rPr>
+            </w:pPr>
             <w:r>
               <w:rPr>
                 <w:b/>
@@ -3162,7 +3712,16 @@
             <w:tcW w:w="3023" w:type="dxa"/>
           </w:tcPr>
           <w:p>
+            <w:pPr>
+              <w:spacing w:before="0" w:after="0" w:line="240" w:lineRule="auto"/>
+              <w:rPr>
+                <w:sz w:val="17"/>
+              </w:rPr>
+            </w:pPr>
             <w:r>
+              <w:rPr>
+                <w:sz w:val="17"/>
+              </w:rPr>
               <w:t xml:space="preserve">The server rejects anonymous access</w:t>
             </w:r>
           </w:p>
@@ -3172,7 +3731,16 @@
             <w:tcW w:w="3023" w:type="dxa"/>
           </w:tcPr>
           <w:p>
+            <w:pPr>
+              <w:spacing w:before="0" w:after="0" w:line="240" w:lineRule="auto"/>
+              <w:rPr>
+                <w:sz w:val="17"/>
+              </w:rPr>
+            </w:pPr>
             <w:r>
+              <w:rPr>
+                <w:sz w:val="17"/>
+              </w:rPr>
               <w:t xml:space="preserve">Enter a login in </w:t>
             </w:r>
             <w:r>
@@ -3183,6 +3751,9 @@
               <w:t xml:space="preserve">HistorianSyncTool.exe.config</w:t>
             </w:r>
             <w:r>
+              <w:rPr>
+                <w:sz w:val="17"/>
+              </w:rPr>
               <w:t xml:space="preserve"> — see 8</w:t>
             </w:r>
           </w:p>
@@ -3194,6 +3765,12 @@
             <w:tcW w:w="3023" w:type="dxa"/>
           </w:tcPr>
           <w:p>
+            <w:pPr>
+              <w:spacing w:before="0" w:after="0" w:line="240" w:lineRule="auto"/>
+              <w:rPr>
+                <w:sz w:val="17"/>
+              </w:rPr>
+            </w:pPr>
             <w:r>
               <w:rPr>
                 <w:b/>
@@ -3207,8 +3784,29 @@
             <w:tcW w:w="3023" w:type="dxa"/>
           </w:tcPr>
           <w:p>
+            <w:pPr>
+              <w:spacing w:before="0" w:after="0" w:line="240" w:lineRule="auto"/>
+              <w:rPr>
+                <w:sz w:val="17"/>
+              </w:rPr>
+            </w:pPr>
             <w:r>
-              <w:t xml:space="preserve">The read failed. This is *not* "the server holds nothing"</w:t>
+              <w:rPr>
+                <w:sz w:val="17"/>
+              </w:rPr>
+              <w:t xml:space="preserve">The read failed. This is </w:t>
+            </w:r>
+            <w:r>
+              <w:rPr>
+                <w:i/>
+              </w:rPr>
+              <w:t xml:space="preserve">not</w:t>
+            </w:r>
+            <w:r>
+              <w:rPr>
+                <w:sz w:val="17"/>
+              </w:rPr>
+              <w:t xml:space="preserve"> "the server holds nothing"</w:t>
             </w:r>
           </w:p>
         </w:tc>
@@ -3217,7 +3815,16 @@
             <w:tcW w:w="3023" w:type="dxa"/>
           </w:tcPr>
           <w:p>
+            <w:pPr>
+              <w:spacing w:before="0" w:after="0" w:line="240" w:lineRule="auto"/>
+              <w:rPr>
+                <w:sz w:val="17"/>
+              </w:rPr>
+            </w:pPr>
             <w:r>
+              <w:rPr>
+                <w:sz w:val="17"/>
+              </w:rPr>
               <w:t xml:space="preserve">Retry. The tool deliberately leaves that server out of the result rather than reporting it as empty</w:t>
             </w:r>
           </w:p>
@@ -3229,6 +3836,12 @@
             <w:tcW w:w="3023" w:type="dxa"/>
           </w:tcPr>
           <w:p>
+            <w:pPr>
+              <w:spacing w:before="0" w:after="0" w:line="240" w:lineRule="auto"/>
+              <w:rPr>
+                <w:sz w:val="17"/>
+              </w:rPr>
+            </w:pPr>
             <w:r>
               <w:rPr>
                 <w:b/>
@@ -3242,7 +3855,16 @@
             <w:tcW w:w="3023" w:type="dxa"/>
           </w:tcPr>
           <w:p>
+            <w:pPr>
+              <w:spacing w:before="0" w:after="0" w:line="240" w:lineRule="auto"/>
+              <w:rPr>
+                <w:sz w:val="17"/>
+              </w:rPr>
+            </w:pPr>
             <w:r>
+              <w:rPr>
+                <w:sz w:val="17"/>
+              </w:rPr>
               <w:t xml:space="preserve">The point does not exist there</w:t>
             </w:r>
           </w:p>
@@ -3252,7 +3874,16 @@
             <w:tcW w:w="3023" w:type="dxa"/>
           </w:tcPr>
           <w:p>
+            <w:pPr>
+              <w:spacing w:before="0" w:after="0" w:line="240" w:lineRule="auto"/>
+              <w:rPr>
+                <w:sz w:val="17"/>
+              </w:rPr>
+            </w:pPr>
             <w:r>
+              <w:rPr>
+                <w:sz w:val="17"/>
+              </w:rPr>
               <w:t xml:space="preserve">Create the point in Historian first, if it belongs there</w:t>
             </w:r>
           </w:p>
@@ -3264,7 +3895,16 @@
             <w:tcW w:w="3023" w:type="dxa"/>
           </w:tcPr>
           <w:p>
+            <w:pPr>
+              <w:spacing w:before="0" w:after="0" w:line="240" w:lineRule="auto"/>
+              <w:rPr>
+                <w:sz w:val="17"/>
+              </w:rPr>
+            </w:pPr>
             <w:r>
+              <w:rPr>
+                <w:sz w:val="17"/>
+              </w:rPr>
               <w:t xml:space="preserve">A point shows 0 %</w:t>
             </w:r>
           </w:p>
@@ -3274,7 +3914,16 @@
             <w:tcW w:w="3023" w:type="dxa"/>
           </w:tcPr>
           <w:p>
+            <w:pPr>
+              <w:spacing w:before="0" w:after="0" w:line="240" w:lineRule="auto"/>
+              <w:rPr>
+                <w:sz w:val="17"/>
+              </w:rPr>
+            </w:pPr>
             <w:r>
+              <w:rPr>
+                <w:sz w:val="17"/>
+              </w:rPr>
               <w:t xml:space="preserve">That server recorded nothing for it in this period</w:t>
             </w:r>
           </w:p>
@@ -3284,7 +3933,16 @@
             <w:tcW w:w="3023" w:type="dxa"/>
           </w:tcPr>
           <w:p>
+            <w:pPr>
+              <w:spacing w:before="0" w:after="0" w:line="240" w:lineRule="auto"/>
+              <w:rPr>
+                <w:sz w:val="17"/>
+              </w:rPr>
+            </w:pPr>
             <w:r>
+              <w:rPr>
+                <w:sz w:val="17"/>
+              </w:rPr>
               <w:t xml:space="preserve">This is a real, restorable difference and is listed first</w:t>
             </w:r>
           </w:p>
@@ -3296,6 +3954,12 @@
             <w:tcW w:w="3023" w:type="dxa"/>
           </w:tcPr>
           <w:p>
+            <w:pPr>
+              <w:spacing w:before="0" w:after="0" w:line="240" w:lineRule="auto"/>
+              <w:rPr>
+                <w:sz w:val="17"/>
+              </w:rPr>
+            </w:pPr>
             <w:r>
               <w:rPr>
                 <w:b/>
@@ -3309,7 +3973,16 @@
             <w:tcW w:w="3023" w:type="dxa"/>
           </w:tcPr>
           <w:p>
+            <w:pPr>
+              <w:spacing w:before="0" w:after="0" w:line="240" w:lineRule="auto"/>
+              <w:rPr>
+                <w:sz w:val="17"/>
+              </w:rPr>
+            </w:pPr>
             <w:r>
+              <w:rPr>
+                <w:sz w:val="17"/>
+              </w:rPr>
               <w:t xml:space="preserve">The program folder is not writable</w:t>
             </w:r>
           </w:p>
@@ -3319,7 +3992,16 @@
             <w:tcW w:w="3023" w:type="dxa"/>
           </w:tcPr>
           <w:p>
+            <w:pPr>
+              <w:spacing w:before="0" w:after="0" w:line="240" w:lineRule="auto"/>
+              <w:rPr>
+                <w:sz w:val="17"/>
+              </w:rPr>
+            </w:pPr>
             <w:r>
+              <w:rPr>
+                <w:sz w:val="17"/>
+              </w:rPr>
               <w:t xml:space="preserve">Move the folder somewhere you can write. Readings </w:t>
             </w:r>
             <w:r>
@@ -3329,6 +4011,9 @@
               <w:t xml:space="preserve">were</w:t>
             </w:r>
             <w:r>
+              <w:rPr>
+                <w:sz w:val="17"/>
+              </w:rPr>
               <w:t xml:space="preserve"> written but that run cannot be undone</w:t>
             </w:r>
           </w:p>
@@ -3340,7 +4025,16 @@
             <w:tcW w:w="3023" w:type="dxa"/>
           </w:tcPr>
           <w:p>
+            <w:pPr>
+              <w:spacing w:before="0" w:after="0" w:line="240" w:lineRule="auto"/>
+              <w:rPr>
+                <w:sz w:val="17"/>
+              </w:rPr>
+            </w:pPr>
             <w:r>
+              <w:rPr>
+                <w:sz w:val="17"/>
+              </w:rPr>
               <w:t xml:space="preserve">Nothing to restore, but the bars are not full</w:t>
             </w:r>
           </w:p>
@@ -3350,7 +4044,16 @@
             <w:tcW w:w="3023" w:type="dxa"/>
           </w:tcPr>
           <w:p>
+            <w:pPr>
+              <w:spacing w:before="0" w:after="0" w:line="240" w:lineRule="auto"/>
+              <w:rPr>
+                <w:sz w:val="17"/>
+              </w:rPr>
+            </w:pPr>
             <w:r>
+              <w:rPr>
+                <w:sz w:val="17"/>
+              </w:rPr>
               <w:t xml:space="preserve">The missing part is grey (missing on both) or the servers record independently</w:t>
             </w:r>
           </w:p>
@@ -3360,7 +4063,16 @@
             <w:tcW w:w="3023" w:type="dxa"/>
           </w:tcPr>
           <w:p>
+            <w:pPr>
+              <w:spacing w:before="0" w:after="0" w:line="240" w:lineRule="auto"/>
+              <w:rPr>
+                <w:sz w:val="17"/>
+              </w:rPr>
+            </w:pPr>
             <w:r>
+              <w:rPr>
+                <w:sz w:val="17"/>
+              </w:rPr>
               <w:t xml:space="preserve">See chapter 6</w:t>
             </w:r>
           </w:p>
@@ -3371,6 +4083,9 @@
     <w:p>
       <w:pPr>
         <w:pStyle w:val="berschrift1"/>
+        <w:keepNext/>
+        <w:keepLines/>
+        <w:spacing w:before="200" w:after="80"/>
       </w:pPr>
       <w:r>
         <w:t xml:space="preserve">Appendix</w:t>
@@ -3379,6 +4094,9 @@
     <w:p>
       <w:pPr>
         <w:pStyle w:val="berschrift2"/>
+        <w:keepNext/>
+        <w:keepLines/>
+        <w:spacing w:before="200" w:after="80"/>
       </w:pPr>
       <w:r>
         <w:t xml:space="preserve">Files the tool creates</w:t>
@@ -3395,11 +4113,12 @@
           <w:insideH w:val="single" w:sz="4" w:space="0" w:color="BFBFBF"/>
           <w:insideV w:val="single" w:sz="4" w:space="0" w:color="BFBFBF"/>
         </w:tblBorders>
+        <w:tblLayout w:type="fixed"/>
         <w:tblCellMar>
-          <w:top w:w="60" w:type="dxa"/>
-          <w:left w:w="90" w:type="dxa"/>
-          <w:bottom w:w="60" w:type="dxa"/>
-          <w:right w:w="90" w:type="dxa"/>
+          <w:top w:w="30" w:type="dxa"/>
+          <w:left w:w="70" w:type="dxa"/>
+          <w:bottom w:w="30" w:type="dxa"/>
+          <w:right w:w="70" w:type="dxa"/>
         </w:tblCellMar>
       </w:tblPr>
       <w:tblGrid>
@@ -3417,13 +4136,16 @@
           </w:tcPr>
           <w:p>
             <w:pPr>
+              <w:spacing w:before="0" w:after="0" w:line="240" w:lineRule="auto"/>
               <w:rPr>
                 <w:b/>
+                <w:sz w:val="17"/>
               </w:rPr>
             </w:pPr>
             <w:r>
               <w:rPr>
                 <w:b/>
+                <w:sz w:val="17"/>
               </w:rPr>
               <w:t xml:space="preserve">Path</w:t>
             </w:r>
@@ -3436,13 +4158,16 @@
           </w:tcPr>
           <w:p>
             <w:pPr>
+              <w:spacing w:before="0" w:after="0" w:line="240" w:lineRule="auto"/>
               <w:rPr>
                 <w:b/>
+                <w:sz w:val="17"/>
               </w:rPr>
             </w:pPr>
             <w:r>
               <w:rPr>
                 <w:b/>
+                <w:sz w:val="17"/>
               </w:rPr>
               <w:t xml:space="preserve">Contents</w:t>
             </w:r>
@@ -3455,6 +4180,12 @@
             <w:tcW w:w="4535" w:type="dxa"/>
           </w:tcPr>
           <w:p>
+            <w:pPr>
+              <w:spacing w:before="0" w:after="0" w:line="240" w:lineRule="auto"/>
+              <w:rPr>
+                <w:sz w:val="17"/>
+              </w:rPr>
+            </w:pPr>
             <w:r>
               <w:rPr>
                 <w:rFonts w:ascii="Consolas" w:hAnsi="Consolas"/>
@@ -3469,7 +4200,16 @@
             <w:tcW w:w="4535" w:type="dxa"/>
           </w:tcPr>
           <w:p>
+            <w:pPr>
+              <w:spacing w:before="0" w:after="0" w:line="240" w:lineRule="auto"/>
+              <w:rPr>
+                <w:sz w:val="17"/>
+              </w:rPr>
+            </w:pPr>
             <w:r>
+              <w:rPr>
+                <w:sz w:val="17"/>
+              </w:rPr>
               <w:t xml:space="preserve">One line per automatic run</w:t>
             </w:r>
           </w:p>
@@ -3481,6 +4221,12 @@
             <w:tcW w:w="4535" w:type="dxa"/>
           </w:tcPr>
           <w:p>
+            <w:pPr>
+              <w:spacing w:before="0" w:after="0" w:line="240" w:lineRule="auto"/>
+              <w:rPr>
+                <w:sz w:val="17"/>
+              </w:rPr>
+            </w:pPr>
             <w:r>
               <w:rPr>
                 <w:rFonts w:ascii="Consolas" w:hAnsi="Consolas"/>
@@ -3495,7 +4241,16 @@
             <w:tcW w:w="4535" w:type="dxa"/>
           </w:tcPr>
           <w:p>
+            <w:pPr>
+              <w:spacing w:before="0" w:after="0" w:line="240" w:lineRule="auto"/>
+              <w:rPr>
+                <w:sz w:val="17"/>
+              </w:rPr>
+            </w:pPr>
             <w:r>
+              <w:rPr>
+                <w:sz w:val="17"/>
+              </w:rPr>
               <w:t xml:space="preserve">The record of exactly which readings each restore wrote — this is what makes undo possible. </w:t>
             </w:r>
             <w:r>
@@ -3510,33 +4265,28 @@
     </w:tbl>
     <w:p/>
     <w:p>
-      <w:pPr/>
-      <w:r>
-        <w:t xml:space="preserve">Personal settings — server addresses, language, time range, schedule — are stored per Windows</w:t>
-      </w:r>
-    </w:p>
-    <w:p>
-      <w:pPr/>
-      <w:r>
-        <w:t xml:space="preserve">user, not in the program folder, and are carried over automatically when you update to a newer</w:t>
-      </w:r>
-    </w:p>
-    <w:p>
-      <w:pPr/>
-      <w:r>
-        <w:t xml:space="preserve">version.</w:t>
+      <w:pPr>
+        <w:spacing w:after="100" w:line="240" w:lineRule="auto"/>
+      </w:pPr>
+      <w:r>
+        <w:t xml:space="preserve">Personal settings — server addresses, language, time range, schedule — are stored per Windows user, not in the program folder, and are carried over automatically when you update to a newer version.</w:t>
       </w:r>
     </w:p>
     <w:p>
       <w:pPr>
         <w:pStyle w:val="berschrift2"/>
+        <w:keepNext/>
+        <w:keepLines/>
+        <w:spacing w:before="200" w:after="80"/>
       </w:pPr>
       <w:r>
         <w:t xml:space="preserve">Optional login</w:t>
       </w:r>
     </w:p>
     <w:p>
-      <w:pPr/>
+      <w:pPr>
+        <w:spacing w:after="100" w:line="240" w:lineRule="auto"/>
+      </w:pPr>
       <w:r>
         <w:t xml:space="preserve">If the servers reject an empty user name, open </w:t>
       </w:r>
@@ -3548,13 +4298,7 @@
         <w:t xml:space="preserve">HistorianSyncTool.exe.config</w:t>
       </w:r>
       <w:r>
-        <w:t xml:space="preserve"> in a text editor</w:t>
-      </w:r>
-    </w:p>
-    <w:p>
-      <w:pPr/>
-      <w:r>
-        <w:t xml:space="preserve">and fill in:</w:t>
+        <w:t xml:space="preserve"> in a text editor and fill in:</w:t>
       </w:r>
     </w:p>
     <w:p>
@@ -3585,20 +4329,19 @@
     </w:p>
     <w:p/>
     <w:p>
-      <w:pPr/>
-      <w:r>
-        <w:t xml:space="preserve">Leave both empty to use your Windows session, which works when the tool runs on the Historian</w:t>
-      </w:r>
-    </w:p>
-    <w:p>
-      <w:pPr/>
-      <w:r>
-        <w:t xml:space="preserve">machine itself.</w:t>
+      <w:pPr>
+        <w:spacing w:after="100" w:line="240" w:lineRule="auto"/>
+      </w:pPr>
+      <w:r>
+        <w:t xml:space="preserve">Leave both empty to use your Windows session, which works when the tool runs on the Historian machine itself.</w:t>
       </w:r>
     </w:p>
     <w:p>
       <w:pPr>
         <w:pStyle w:val="berschrift2"/>
+        <w:keepNext/>
+        <w:keepLines/>
+        <w:spacing w:before="200" w:after="80"/>
       </w:pPr>
       <w:r>
         <w:t xml:space="preserve">Other settings in the same file</w:t>
@@ -3615,11 +4358,12 @@
           <w:insideH w:val="single" w:sz="4" w:space="0" w:color="BFBFBF"/>
           <w:insideV w:val="single" w:sz="4" w:space="0" w:color="BFBFBF"/>
         </w:tblBorders>
+        <w:tblLayout w:type="fixed"/>
         <w:tblCellMar>
-          <w:top w:w="60" w:type="dxa"/>
-          <w:left w:w="90" w:type="dxa"/>
-          <w:bottom w:w="60" w:type="dxa"/>
-          <w:right w:w="90" w:type="dxa"/>
+          <w:top w:w="30" w:type="dxa"/>
+          <w:left w:w="70" w:type="dxa"/>
+          <w:bottom w:w="30" w:type="dxa"/>
+          <w:right w:w="70" w:type="dxa"/>
         </w:tblCellMar>
       </w:tblPr>
       <w:tblGrid>
@@ -3638,13 +4382,16 @@
           </w:tcPr>
           <w:p>
             <w:pPr>
+              <w:spacing w:before="0" w:after="0" w:line="240" w:lineRule="auto"/>
               <w:rPr>
                 <w:b/>
+                <w:sz w:val="17"/>
               </w:rPr>
             </w:pPr>
             <w:r>
               <w:rPr>
                 <w:b/>
+                <w:sz w:val="17"/>
               </w:rPr>
               <w:t xml:space="preserve">Key</w:t>
             </w:r>
@@ -3657,13 +4404,16 @@
           </w:tcPr>
           <w:p>
             <w:pPr>
+              <w:spacing w:before="0" w:after="0" w:line="240" w:lineRule="auto"/>
               <w:rPr>
                 <w:b/>
+                <w:sz w:val="17"/>
               </w:rPr>
             </w:pPr>
             <w:r>
               <w:rPr>
                 <w:b/>
+                <w:sz w:val="17"/>
               </w:rPr>
               <w:t xml:space="preserve">Default</w:t>
             </w:r>
@@ -3676,13 +4426,16 @@
           </w:tcPr>
           <w:p>
             <w:pPr>
+              <w:spacing w:before="0" w:after="0" w:line="240" w:lineRule="auto"/>
               <w:rPr>
                 <w:b/>
+                <w:sz w:val="17"/>
               </w:rPr>
             </w:pPr>
             <w:r>
               <w:rPr>
                 <w:b/>
+                <w:sz w:val="17"/>
               </w:rPr>
               <w:t xml:space="preserve">Meaning</w:t>
             </w:r>
@@ -3695,6 +4448,12 @@
             <w:tcW w:w="3023" w:type="dxa"/>
           </w:tcPr>
           <w:p>
+            <w:pPr>
+              <w:spacing w:before="0" w:after="0" w:line="240" w:lineRule="auto"/>
+              <w:rPr>
+                <w:sz w:val="17"/>
+              </w:rPr>
+            </w:pPr>
             <w:r>
               <w:rPr>
                 <w:rFonts w:ascii="Consolas" w:hAnsi="Consolas"/>
@@ -3709,7 +4468,16 @@
             <w:tcW w:w="3023" w:type="dxa"/>
           </w:tcPr>
           <w:p>
+            <w:pPr>
+              <w:spacing w:before="0" w:after="0" w:line="240" w:lineRule="auto"/>
+              <w:rPr>
+                <w:sz w:val="17"/>
+              </w:rPr>
+            </w:pPr>
             <w:r>
+              <w:rPr>
+                <w:sz w:val="17"/>
+              </w:rPr>
               <w:t xml:space="preserve">120</w:t>
             </w:r>
           </w:p>
@@ -3719,7 +4487,16 @@
             <w:tcW w:w="3023" w:type="dxa"/>
           </w:tcPr>
           <w:p>
+            <w:pPr>
+              <w:spacing w:before="0" w:after="0" w:line="240" w:lineRule="auto"/>
+              <w:rPr>
+                <w:sz w:val="17"/>
+              </w:rPr>
+            </w:pPr>
             <w:r>
+              <w:rPr>
+                <w:sz w:val="17"/>
+              </w:rPr>
               <w:t xml:space="preserve">How much of the most recent period is left alone, because collectors may still be writing there</w:t>
             </w:r>
           </w:p>
@@ -3731,6 +4508,12 @@
             <w:tcW w:w="3023" w:type="dxa"/>
           </w:tcPr>
           <w:p>
+            <w:pPr>
+              <w:spacing w:before="0" w:after="0" w:line="240" w:lineRule="auto"/>
+              <w:rPr>
+                <w:sz w:val="17"/>
+              </w:rPr>
+            </w:pPr>
             <w:r>
               <w:rPr>
                 <w:rFonts w:ascii="Consolas" w:hAnsi="Consolas"/>
@@ -3745,7 +4528,16 @@
             <w:tcW w:w="3023" w:type="dxa"/>
           </w:tcPr>
           <w:p>
+            <w:pPr>
+              <w:spacing w:before="0" w:after="0" w:line="240" w:lineRule="auto"/>
+              <w:rPr>
+                <w:sz w:val="17"/>
+              </w:rPr>
+            </w:pPr>
             <w:r>
+              <w:rPr>
+                <w:sz w:val="17"/>
+              </w:rPr>
               <w:t xml:space="preserve">10</w:t>
             </w:r>
           </w:p>
@@ -3755,7 +4547,16 @@
             <w:tcW w:w="3023" w:type="dxa"/>
           </w:tcPr>
           <w:p>
+            <w:pPr>
+              <w:spacing w:before="0" w:after="0" w:line="240" w:lineRule="auto"/>
+              <w:rPr>
+                <w:sz w:val="17"/>
+              </w:rPr>
+            </w:pPr>
             <w:r>
+              <w:rPr>
+                <w:sz w:val="17"/>
+              </w:rPr>
               <w:t xml:space="preserve">How much data is written per step</w:t>
             </w:r>
           </w:p>
@@ -3767,6 +4568,12 @@
             <w:tcW w:w="3023" w:type="dxa"/>
           </w:tcPr>
           <w:p>
+            <w:pPr>
+              <w:spacing w:before="0" w:after="0" w:line="240" w:lineRule="auto"/>
+              <w:rPr>
+                <w:sz w:val="17"/>
+              </w:rPr>
+            </w:pPr>
             <w:r>
               <w:rPr>
                 <w:rFonts w:ascii="Consolas" w:hAnsi="Consolas"/>
@@ -3781,7 +4588,16 @@
             <w:tcW w:w="3023" w:type="dxa"/>
           </w:tcPr>
           <w:p>
+            <w:pPr>
+              <w:spacing w:before="0" w:after="0" w:line="240" w:lineRule="auto"/>
+              <w:rPr>
+                <w:sz w:val="17"/>
+              </w:rPr>
+            </w:pPr>
             <w:r>
+              <w:rPr>
+                <w:sz w:val="17"/>
+              </w:rPr>
               <w:t xml:space="preserve">120</w:t>
             </w:r>
           </w:p>
@@ -3791,7 +4607,16 @@
             <w:tcW w:w="3023" w:type="dxa"/>
           </w:tcPr>
           <w:p>
+            <w:pPr>
+              <w:spacing w:before="0" w:after="0" w:line="240" w:lineRule="auto"/>
+              <w:rPr>
+                <w:sz w:val="17"/>
+              </w:rPr>
+            </w:pPr>
             <w:r>
+              <w:rPr>
+                <w:sz w:val="17"/>
+              </w:rPr>
               <w:t xml:space="preserve">Silence shorter than this is never treated as a gap</w:t>
             </w:r>
           </w:p>
@@ -3803,6 +4628,12 @@
             <w:tcW w:w="3023" w:type="dxa"/>
           </w:tcPr>
           <w:p>
+            <w:pPr>
+              <w:spacing w:before="0" w:after="0" w:line="240" w:lineRule="auto"/>
+              <w:rPr>
+                <w:sz w:val="17"/>
+              </w:rPr>
+            </w:pPr>
             <w:r>
               <w:rPr>
                 <w:rFonts w:ascii="Consolas" w:hAnsi="Consolas"/>
@@ -3817,7 +4648,16 @@
             <w:tcW w:w="3023" w:type="dxa"/>
           </w:tcPr>
           <w:p>
+            <w:pPr>
+              <w:spacing w:before="0" w:after="0" w:line="240" w:lineRule="auto"/>
+              <w:rPr>
+                <w:sz w:val="17"/>
+              </w:rPr>
+            </w:pPr>
             <w:r>
+              <w:rPr>
+                <w:sz w:val="17"/>
+              </w:rPr>
               <w:t xml:space="preserve">2.0</w:t>
             </w:r>
           </w:p>
@@ -3827,7 +4667,16 @@
             <w:tcW w:w="3023" w:type="dxa"/>
           </w:tcPr>
           <w:p>
+            <w:pPr>
+              <w:spacing w:before="0" w:after="0" w:line="240" w:lineRule="auto"/>
+              <w:rPr>
+                <w:sz w:val="17"/>
+              </w:rPr>
+            </w:pPr>
             <w:r>
+              <w:rPr>
+                <w:sz w:val="17"/>
+              </w:rPr>
               <w:t xml:space="preserve">How much longer than its normal rhythm a point must be silent before it counts as a gap</w:t>
             </w:r>
           </w:p>
@@ -3838,13 +4687,18 @@
     <w:p>
       <w:pPr>
         <w:pStyle w:val="berschrift2"/>
+        <w:keepNext/>
+        <w:keepLines/>
+        <w:spacing w:before="200" w:after="80"/>
       </w:pPr>
       <w:r>
         <w:t xml:space="preserve">Demonstration mode</w:t>
       </w:r>
     </w:p>
     <w:p>
-      <w:pPr/>
+      <w:pPr>
+        <w:spacing w:after="100" w:line="240" w:lineRule="auto"/>
+      </w:pPr>
       <w:r>
         <w:t xml:space="preserve">Starting the program with </w:t>
       </w:r>
@@ -3856,31 +4710,24 @@
         <w:t xml:space="preserve">--demo</w:t>
       </w:r>
       <w:r>
-        <w:t xml:space="preserve"> runs it against a generated pair of servers. It contacts no</w:t>
-      </w:r>
-    </w:p>
-    <w:p>
-      <w:pPr/>
-      <w:r>
-        <w:t xml:space="preserve">Historian at all and can change nothing. An amber banner makes this unmistakable. Use it to try</w:t>
-      </w:r>
-    </w:p>
-    <w:p>
-      <w:pPr/>
-      <w:r>
-        <w:t xml:space="preserve">the tool out, or to show it, without a plant connection.</w:t>
+        <w:t xml:space="preserve"> runs it against a generated pair of servers. It contacts no Historian at all and can change nothing. An amber banner makes this unmistakable. Use it to try the tool out, or to show it, without a plant connection.</w:t>
       </w:r>
     </w:p>
     <w:p>
       <w:pPr>
         <w:pStyle w:val="berschrift2"/>
+        <w:keepNext/>
+        <w:keepLines/>
+        <w:spacing w:before="200" w:after="80"/>
       </w:pPr>
       <w:r>
         <w:t xml:space="preserve">Version</w:t>
       </w:r>
     </w:p>
     <w:p>
-      <w:pPr/>
+      <w:pPr>
+        <w:spacing w:after="100" w:line="240" w:lineRule="auto"/>
+      </w:pPr>
       <w:r>
         <w:t xml:space="preserve">Historian Data Sync </w:t>
       </w:r>

--- a/docs/Manual-EN.docx
+++ b/docs/Manual-EN.docx
@@ -244,6 +244,7 @@
         <w:pBdr>
           <w:left w:val="single" w:sz="18" w:space="8" w:color="F39C12"/>
         </w:pBdr>
+        <w:spacing w:before="80" w:after="120" w:line="240" w:lineRule="auto"/>
         <w:ind w:left="284"/>
       </w:pPr>
       <w:r>
@@ -253,29 +254,7 @@
         <w:t xml:space="preserve">The tool writes into a production Historian.</w:t>
       </w:r>
       <w:r>
-        <w:t xml:space="preserve"> Everything it writes is recorded, and every</w:t>
-      </w:r>
-    </w:p>
-    <w:p>
-      <w:pPr>
-        <w:pBdr>
-          <w:left w:val="single" w:sz="18" w:space="8" w:color="F39C12"/>
-        </w:pBdr>
-        <w:ind w:left="284"/>
-      </w:pPr>
-      <w:r>
-        <w:t xml:space="preserve">repair can be undone — see 5.6. Nothing is written until you</w:t>
-      </w:r>
-    </w:p>
-    <w:p>
-      <w:pPr>
-        <w:pBdr>
-          <w:left w:val="single" w:sz="18" w:space="8" w:color="F39C12"/>
-        </w:pBdr>
-        <w:ind w:left="284"/>
-      </w:pPr>
-      <w:r>
-        <w:t xml:space="preserve">confirm it.</w:t>
+        <w:t xml:space="preserve"> Everything it writes is recorded, and every repair can be undone — see 5.6. Nothing is written until you confirm it.</w:t>
       </w:r>
     </w:p>
     <w:p>
@@ -1999,6 +1978,7 @@
         <w:pBdr>
           <w:left w:val="single" w:sz="18" w:space="8" w:color="F39C12"/>
         </w:pBdr>
+        <w:spacing w:before="80" w:after="120" w:line="240" w:lineRule="auto"/>
         <w:ind w:left="284"/>
       </w:pPr>
       <w:r>
@@ -2008,29 +1988,7 @@
         <w:t xml:space="preserve">The length of the range changes what can be seen.</w:t>
       </w:r>
       <w:r>
-        <w:t xml:space="preserve"> A short range shows small gaps precisely;</w:t>
-      </w:r>
-    </w:p>
-    <w:p>
-      <w:pPr>
-        <w:pBdr>
-          <w:left w:val="single" w:sz="18" w:space="8" w:color="F39C12"/>
-        </w:pBdr>
-        <w:ind w:left="284"/>
-      </w:pPr>
-      <w:r>
-        <w:t xml:space="preserve">a long range covers more but cannot show a gap shorter than one segment of its own timeline.</w:t>
-      </w:r>
-    </w:p>
-    <w:p>
-      <w:pPr>
-        <w:pBdr>
-          <w:left w:val="single" w:sz="18" w:space="8" w:color="F39C12"/>
-        </w:pBdr>
-        <w:ind w:left="284"/>
-      </w:pPr>
-      <w:r>
-        <w:t xml:space="preserve">The line above the list always states how long one segment currently is.</w:t>
+        <w:t xml:space="preserve"> A short range shows small gaps precisely; a long range covers more but cannot show a gap shorter than one segment of its own timeline. The line above the list always states how long one segment currently is.</w:t>
       </w:r>
     </w:p>
     <w:p>
@@ -2389,6 +2347,7 @@
         <w:pBdr>
           <w:left w:val="single" w:sz="18" w:space="8" w:color="F39C12"/>
         </w:pBdr>
+        <w:spacing w:before="80" w:after="120" w:line="240" w:lineRule="auto"/>
         <w:ind w:left="284"/>
       </w:pPr>
       <w:r>
@@ -2401,16 +2360,8 @@
         <w:t xml:space="preserve">fast estimate and always a lower bound</w:t>
       </w:r>
       <w:r>
-        <w:t xml:space="preserve"> — it is marked with</w:t>
-      </w:r>
-    </w:p>
-    <w:p>
-      <w:pPr>
-        <w:pBdr>
-          <w:left w:val="single" w:sz="18" w:space="8" w:color="F39C12"/>
-        </w:pBdr>
-        <w:ind w:left="284"/>
-      </w:pPr>
+        <w:t xml:space="preserve"> — it is marked with </w:t>
+      </w:r>
       <w:r>
         <w:rPr>
           <w:rFonts w:ascii="Consolas" w:hAnsi="Consolas"/>
@@ -2834,6 +2785,7 @@
         <w:pBdr>
           <w:left w:val="single" w:sz="18" w:space="8" w:color="F39C12"/>
         </w:pBdr>
+        <w:spacing w:before="80" w:after="120" w:line="240" w:lineRule="auto"/>
         <w:ind w:left="284"/>
       </w:pPr>
       <w:r>
@@ -2847,29 +2799,7 @@
         <w:t xml:space="preserve">logs</w:t>
       </w:r>
       <w:r>
-        <w:t xml:space="preserve"> folder next to the program. If the tool cannot</w:t>
-      </w:r>
-    </w:p>
-    <w:p>
-      <w:pPr>
-        <w:pBdr>
-          <w:left w:val="single" w:sz="18" w:space="8" w:color="F39C12"/>
-        </w:pBdr>
-        <w:ind w:left="284"/>
-      </w:pPr>
-      <w:r>
-        <w:t xml:space="preserve">write there, it tells you so and the restore cannot be undone later — this is why the program</w:t>
-      </w:r>
-    </w:p>
-    <w:p>
-      <w:pPr>
-        <w:pBdr>
-          <w:left w:val="single" w:sz="18" w:space="8" w:color="F39C12"/>
-        </w:pBdr>
-        <w:ind w:left="284"/>
-      </w:pPr>
-      <w:r>
-        <w:t xml:space="preserve">folder must be writable.</w:t>
+        <w:t xml:space="preserve"> folder next to the program. If the tool cannot write there, it tells you so and the restore cannot be undone later — this is why the program folder must be writable.</w:t>
       </w:r>
     </w:p>
     <w:p>
@@ -3343,6 +3273,7 @@
         <w:pBdr>
           <w:left w:val="single" w:sz="18" w:space="8" w:color="F39C12"/>
         </w:pBdr>
+        <w:spacing w:before="80" w:after="120" w:line="240" w:lineRule="auto"/>
         <w:ind w:left="284"/>
       </w:pPr>
       <w:r>
@@ -3355,18 +3286,7 @@
         <w:t xml:space="preserve">either</w:t>
       </w:r>
       <w:r>
-        <w:t xml:space="preserve"> server, how</w:t>
-      </w:r>
-    </w:p>
-    <w:p>
-      <w:pPr>
-        <w:pBdr>
-          <w:left w:val="single" w:sz="18" w:space="8" w:color="F39C12"/>
-        </w:pBdr>
-        <w:ind w:left="284"/>
-      </w:pPr>
-      <w:r>
-        <w:t xml:space="preserve">much does </w:t>
+        <w:t xml:space="preserve"> server, how much does </w:t>
       </w:r>
       <w:r>
         <w:rPr>
@@ -4913,32 +4833,28 @@
       <w:rPr>
         <w:rStyle w:val="SchwacheHervorhebung"/>
       </w:rPr>
-      <w:fldChar w:fldCharType="begin"/>
     </w:r>
     <w:r>
       <w:rPr>
         <w:rStyle w:val="SchwacheHervorhebung"/>
       </w:rPr>
-      <w:instrText xml:space="preserve"> STYLEREF  "Überschrift 1"  \* MERGEFORMAT </w:instrText>
     </w:r>
     <w:r>
       <w:rPr>
         <w:rStyle w:val="SchwacheHervorhebung"/>
       </w:rPr>
-      <w:fldChar w:fldCharType="separate"/>
     </w:r>
     <w:r>
       <w:rPr>
         <w:rStyle w:val="SchwacheHervorhebung"/>
         <w:noProof/>
       </w:rPr>
-      <w:t>Inhaltsverzeichnis</w:t>
+      <w:t>Historian Data Sync  -  Manual 2.1</w:t>
     </w:r>
     <w:r>
       <w:rPr>
         <w:rStyle w:val="SchwacheHervorhebung"/>
       </w:rPr>
-      <w:fldChar w:fldCharType="end"/>
     </w:r>
   </w:p>
 </w:hdr>
